--- a/Linguagens e Tecnicas de Prog/Listas/Praticas em Aula/Lista de Pratica em Aula.docx
+++ b/Linguagens e Tecnicas de Prog/Listas/Praticas em Aula/Lista de Pratica em Aula.docx
@@ -698,6 +698,1654 @@
         </w:rPr>
       </w:pPr>
     </w:p>
+    <w:p>
+      <w:pPr>
+        <w:rPr>
+          <w:rFonts w:ascii="Arial" w:hAnsi="Arial" w:cs="Arial"/>
+        </w:rPr>
+      </w:pPr>
+      <w:r>
+        <w:rPr>
+          <w:rFonts w:ascii="Arial" w:hAnsi="Arial" w:cs="Arial"/>
+        </w:rPr>
+        <w:t xml:space="preserve">Aula do dia </w:t>
+      </w:r>
+      <w:r>
+        <w:rPr>
+          <w:rFonts w:ascii="Arial" w:hAnsi="Arial" w:cs="Arial"/>
+        </w:rPr>
+        <w:t>20</w:t>
+      </w:r>
+      <w:r>
+        <w:rPr>
+          <w:rFonts w:ascii="Arial" w:hAnsi="Arial" w:cs="Arial"/>
+        </w:rPr>
+        <w:t>/10/2026 (</w:t>
+      </w:r>
+      <w:r>
+        <w:rPr>
+          <w:rFonts w:ascii="Arial" w:hAnsi="Arial" w:cs="Arial"/>
+        </w:rPr>
+        <w:t>Resumo geral da Matéria</w:t>
+      </w:r>
+      <w:r>
+        <w:rPr>
+          <w:rFonts w:ascii="Arial" w:hAnsi="Arial" w:cs="Arial"/>
+        </w:rPr>
+        <w:t>)</w:t>
+      </w:r>
+    </w:p>
+    <w:p>
+      <w:pPr>
+        <w:rPr>
+          <w:rFonts w:ascii="Arial" w:hAnsi="Arial" w:cs="Arial"/>
+        </w:rPr>
+      </w:pPr>
+    </w:p>
+    <w:p>
+      <w:pPr>
+        <w:numPr>
+          <w:ilvl w:val="0"/>
+          <w:numId w:val="51"/>
+        </w:numPr>
+        <w:rPr>
+          <w:rFonts w:ascii="Arial" w:hAnsi="Arial" w:cs="Arial"/>
+          <w:i/>
+          <w:iCs/>
+        </w:rPr>
+      </w:pPr>
+      <w:r>
+        <w:rPr>
+          <w:rFonts w:ascii="Arial" w:hAnsi="Arial" w:cs="Arial"/>
+          <w:i/>
+          <w:iCs/>
+        </w:rPr>
+        <w:t>Estrutura mínima de um programa</w:t>
+      </w:r>
+      <w:r>
+        <w:rPr>
+          <w:rFonts w:ascii="Arial" w:hAnsi="Arial" w:cs="Arial"/>
+          <w:i/>
+          <w:iCs/>
+        </w:rPr>
+        <w:t>:</w:t>
+      </w:r>
+    </w:p>
+    <w:p>
+      <w:pPr>
+        <w:pStyle w:val="Pr-formataoHTML"/>
+        <w:ind w:left="360"/>
+        <w:rPr>
+          <w:rStyle w:val="CdigoHTML"/>
+        </w:rPr>
+      </w:pPr>
+    </w:p>
+    <w:p>
+      <w:pPr>
+        <w:pStyle w:val="Pr-formataoHTML"/>
+        <w:ind w:left="360"/>
+        <w:rPr>
+          <w:rStyle w:val="CdigoHTML"/>
+          <w:lang w:val="en-US"/>
+        </w:rPr>
+      </w:pPr>
+      <w:r>
+        <w:rPr>
+          <w:rStyle w:val="CdigoHTML"/>
+          <w:lang w:val="en-US"/>
+        </w:rPr>
+        <w:t>#include &lt;</w:t>
+      </w:r>
+      <w:proofErr w:type="spellStart"/>
+      <w:r>
+        <w:rPr>
+          <w:rStyle w:val="CdigoHTML"/>
+          <w:lang w:val="en-US"/>
+        </w:rPr>
+        <w:t>stdio.h</w:t>
+      </w:r>
+      <w:proofErr w:type="spellEnd"/>
+      <w:r>
+        <w:rPr>
+          <w:rStyle w:val="CdigoHTML"/>
+          <w:lang w:val="en-US"/>
+        </w:rPr>
+        <w:t>&gt;</w:t>
+      </w:r>
+    </w:p>
+    <w:p>
+      <w:pPr>
+        <w:pStyle w:val="Pr-formataoHTML"/>
+        <w:ind w:left="360"/>
+        <w:rPr>
+          <w:rStyle w:val="CdigoHTML"/>
+          <w:lang w:val="en-US"/>
+        </w:rPr>
+      </w:pPr>
+    </w:p>
+    <w:p>
+      <w:pPr>
+        <w:pStyle w:val="Pr-formataoHTML"/>
+        <w:ind w:left="360"/>
+        <w:rPr>
+          <w:rStyle w:val="CdigoHTML"/>
+          <w:color w:val="ED7D31"/>
+          <w:lang w:val="en-US"/>
+        </w:rPr>
+      </w:pPr>
+      <w:r>
+        <w:rPr>
+          <w:rStyle w:val="CdigoHTML"/>
+          <w:color w:val="ED7D31"/>
+          <w:lang w:val="en-US"/>
+        </w:rPr>
+        <w:t>int main(void) {</w:t>
+      </w:r>
+    </w:p>
+    <w:p>
+      <w:pPr>
+        <w:pStyle w:val="Pr-formataoHTML"/>
+        <w:ind w:left="360"/>
+        <w:rPr>
+          <w:rStyle w:val="CdigoHTML"/>
+          <w:color w:val="ED7D31"/>
+        </w:rPr>
+      </w:pPr>
+      <w:r>
+        <w:rPr>
+          <w:rStyle w:val="CdigoHTML"/>
+          <w:color w:val="ED7D31"/>
+          <w:lang w:val="en-US"/>
+        </w:rPr>
+        <w:t xml:space="preserve">    </w:t>
+      </w:r>
+      <w:proofErr w:type="spellStart"/>
+      <w:proofErr w:type="gramStart"/>
+      <w:r>
+        <w:rPr>
+          <w:rStyle w:val="CdigoHTML"/>
+          <w:color w:val="ED7D31"/>
+        </w:rPr>
+        <w:t>printf</w:t>
+      </w:r>
+      <w:proofErr w:type="spellEnd"/>
+      <w:r>
+        <w:rPr>
+          <w:rStyle w:val="CdigoHTML"/>
+          <w:color w:val="ED7D31"/>
+        </w:rPr>
+        <w:t>(</w:t>
+      </w:r>
+      <w:proofErr w:type="gramEnd"/>
+      <w:r>
+        <w:rPr>
+          <w:rStyle w:val="CdigoHTML"/>
+          <w:color w:val="ED7D31"/>
+        </w:rPr>
+        <w:t>"</w:t>
+      </w:r>
+      <w:proofErr w:type="spellStart"/>
+      <w:r>
+        <w:rPr>
+          <w:rStyle w:val="CdigoHTML"/>
+          <w:color w:val="ED7D31"/>
+        </w:rPr>
+        <w:t>Ola</w:t>
+      </w:r>
+      <w:proofErr w:type="spellEnd"/>
+      <w:r>
+        <w:rPr>
+          <w:rStyle w:val="CdigoHTML"/>
+          <w:color w:val="ED7D31"/>
+        </w:rPr>
+        <w:t xml:space="preserve">, </w:t>
+      </w:r>
+      <w:proofErr w:type="gramStart"/>
+      <w:r>
+        <w:rPr>
+          <w:rStyle w:val="CdigoHTML"/>
+          <w:color w:val="ED7D31"/>
+        </w:rPr>
+        <w:t>mundo!\</w:t>
+      </w:r>
+      <w:proofErr w:type="gramEnd"/>
+      <w:r>
+        <w:rPr>
+          <w:rStyle w:val="CdigoHTML"/>
+          <w:color w:val="ED7D31"/>
+        </w:rPr>
+        <w:t>n");</w:t>
+      </w:r>
+    </w:p>
+    <w:p>
+      <w:pPr>
+        <w:pStyle w:val="Pr-formataoHTML"/>
+        <w:ind w:left="360"/>
+        <w:rPr>
+          <w:rStyle w:val="CdigoHTML"/>
+          <w:color w:val="ED7D31"/>
+        </w:rPr>
+      </w:pPr>
+      <w:r>
+        <w:rPr>
+          <w:rStyle w:val="CdigoHTML"/>
+          <w:color w:val="ED7D31"/>
+        </w:rPr>
+        <w:t xml:space="preserve">    </w:t>
+      </w:r>
+      <w:proofErr w:type="spellStart"/>
+      <w:r>
+        <w:rPr>
+          <w:rStyle w:val="CdigoHTML"/>
+          <w:color w:val="ED7D31"/>
+        </w:rPr>
+        <w:t>return</w:t>
+      </w:r>
+      <w:proofErr w:type="spellEnd"/>
+      <w:r>
+        <w:rPr>
+          <w:rStyle w:val="CdigoHTML"/>
+          <w:color w:val="ED7D31"/>
+        </w:rPr>
+        <w:t xml:space="preserve"> 0;</w:t>
+      </w:r>
+    </w:p>
+    <w:p>
+      <w:pPr>
+        <w:pStyle w:val="Pr-formataoHTML"/>
+        <w:ind w:left="360"/>
+        <w:rPr>
+          <w:rStyle w:val="CdigoHTML"/>
+          <w:color w:val="ED7D31"/>
+        </w:rPr>
+      </w:pPr>
+      <w:r>
+        <w:rPr>
+          <w:rStyle w:val="CdigoHTML"/>
+          <w:color w:val="ED7D31"/>
+        </w:rPr>
+        <w:t>}</w:t>
+      </w:r>
+    </w:p>
+    <w:p>
+      <w:pPr>
+        <w:pStyle w:val="Pr-formataoHTML"/>
+        <w:ind w:left="360"/>
+        <w:rPr>
+          <w:rStyle w:val="CdigoHTML"/>
+        </w:rPr>
+      </w:pPr>
+    </w:p>
+    <w:p>
+      <w:pPr>
+        <w:pStyle w:val="Pr-formataoHTML"/>
+        <w:ind w:left="360"/>
+        <w:rPr>
+          <w:rFonts w:ascii="Arial" w:hAnsi="Arial" w:cs="Arial"/>
+        </w:rPr>
+      </w:pPr>
+      <w:r>
+        <w:rPr>
+          <w:rStyle w:val="CdigoHTML"/>
+          <w:rFonts w:ascii="Arial" w:hAnsi="Arial" w:cs="Arial"/>
+        </w:rPr>
+        <w:t>Elementos base:</w:t>
+      </w:r>
+    </w:p>
+    <w:p>
+      <w:pPr>
+        <w:pStyle w:val="NormalWeb"/>
+        <w:numPr>
+          <w:ilvl w:val="0"/>
+          <w:numId w:val="53"/>
+        </w:numPr>
+      </w:pPr>
+      <w:r>
+        <w:rPr>
+          <w:rStyle w:val="CdigoHTML"/>
+        </w:rPr>
+        <w:t>#include &lt;</w:t>
+      </w:r>
+      <w:proofErr w:type="spellStart"/>
+      <w:r>
+        <w:rPr>
+          <w:rStyle w:val="CdigoHTML"/>
+        </w:rPr>
+        <w:t>stdio.h</w:t>
+      </w:r>
+      <w:proofErr w:type="spellEnd"/>
+      <w:r>
+        <w:rPr>
+          <w:rStyle w:val="CdigoHTML"/>
+        </w:rPr>
+        <w:t>&gt;</w:t>
+      </w:r>
+      <w:r>
+        <w:sym w:font="Wingdings" w:char="F0E0"/>
+      </w:r>
+      <w:r>
+        <w:t xml:space="preserve"> disponibiliza funções de entrada e saída, como </w:t>
+      </w:r>
+      <w:proofErr w:type="spellStart"/>
+      <w:proofErr w:type="gramStart"/>
+      <w:r>
+        <w:rPr>
+          <w:rStyle w:val="CdigoHTML"/>
+        </w:rPr>
+        <w:t>printf</w:t>
+      </w:r>
+      <w:proofErr w:type="spellEnd"/>
+      <w:r>
+        <w:rPr>
+          <w:rStyle w:val="CdigoHTML"/>
+        </w:rPr>
+        <w:t>(</w:t>
+      </w:r>
+      <w:proofErr w:type="gramEnd"/>
+      <w:r>
+        <w:rPr>
+          <w:rStyle w:val="CdigoHTML"/>
+        </w:rPr>
+        <w:t>)</w:t>
+      </w:r>
+      <w:r>
+        <w:t xml:space="preserve"> e </w:t>
+      </w:r>
+      <w:proofErr w:type="spellStart"/>
+      <w:proofErr w:type="gramStart"/>
+      <w:r>
+        <w:rPr>
+          <w:rStyle w:val="CdigoHTML"/>
+        </w:rPr>
+        <w:t>scanf</w:t>
+      </w:r>
+      <w:proofErr w:type="spellEnd"/>
+      <w:r>
+        <w:rPr>
+          <w:rStyle w:val="CdigoHTML"/>
+        </w:rPr>
+        <w:t>(</w:t>
+      </w:r>
+      <w:proofErr w:type="gramEnd"/>
+      <w:r>
+        <w:rPr>
+          <w:rStyle w:val="CdigoHTML"/>
+        </w:rPr>
+        <w:t>)</w:t>
+      </w:r>
+      <w:r>
+        <w:t>.</w:t>
+      </w:r>
+    </w:p>
+    <w:p>
+      <w:pPr>
+        <w:pStyle w:val="NormalWeb"/>
+        <w:numPr>
+          <w:ilvl w:val="0"/>
+          <w:numId w:val="53"/>
+        </w:numPr>
+      </w:pPr>
+      <w:proofErr w:type="spellStart"/>
+      <w:r>
+        <w:rPr>
+          <w:rStyle w:val="CdigoHTML"/>
+        </w:rPr>
+        <w:t>int</w:t>
+      </w:r>
+      <w:proofErr w:type="spellEnd"/>
+      <w:r>
+        <w:rPr>
+          <w:rStyle w:val="CdigoHTML"/>
+        </w:rPr>
+        <w:t xml:space="preserve"> </w:t>
+      </w:r>
+      <w:proofErr w:type="spellStart"/>
+      <w:r>
+        <w:rPr>
+          <w:rStyle w:val="CdigoHTML"/>
+        </w:rPr>
+        <w:t>main</w:t>
+      </w:r>
+      <w:proofErr w:type="spellEnd"/>
+      <w:r>
+        <w:rPr>
+          <w:rStyle w:val="CdigoHTML"/>
+        </w:rPr>
+        <w:t>(void)</w:t>
+      </w:r>
+      <w:r>
+        <w:t xml:space="preserve"> </w:t>
+      </w:r>
+      <w:r>
+        <w:sym w:font="Wingdings" w:char="F0E0"/>
+      </w:r>
+      <w:r>
+        <w:t xml:space="preserve"> função principal do programa.</w:t>
+      </w:r>
+    </w:p>
+    <w:p>
+      <w:pPr>
+        <w:pStyle w:val="NormalWeb"/>
+        <w:numPr>
+          <w:ilvl w:val="0"/>
+          <w:numId w:val="53"/>
+        </w:numPr>
+      </w:pPr>
+      <w:proofErr w:type="gramStart"/>
+      <w:r>
+        <w:rPr>
+          <w:rStyle w:val="CdigoHTML"/>
+        </w:rPr>
+        <w:t>{ }</w:t>
+      </w:r>
+      <w:proofErr w:type="gramEnd"/>
+      <w:r>
+        <w:sym w:font="Wingdings" w:char="F0E0"/>
+      </w:r>
+      <w:r>
+        <w:t xml:space="preserve"> delimitam um bloco de código.</w:t>
+      </w:r>
+    </w:p>
+    <w:p>
+      <w:pPr>
+        <w:pStyle w:val="NormalWeb"/>
+        <w:numPr>
+          <w:ilvl w:val="0"/>
+          <w:numId w:val="53"/>
+        </w:numPr>
+      </w:pPr>
+      <w:proofErr w:type="spellStart"/>
+      <w:proofErr w:type="gramStart"/>
+      <w:r>
+        <w:rPr>
+          <w:rStyle w:val="CdigoHTML"/>
+        </w:rPr>
+        <w:t>printf</w:t>
+      </w:r>
+      <w:proofErr w:type="spellEnd"/>
+      <w:r>
+        <w:rPr>
+          <w:rStyle w:val="CdigoHTML"/>
+        </w:rPr>
+        <w:t>(</w:t>
+      </w:r>
+      <w:proofErr w:type="gramEnd"/>
+      <w:r>
+        <w:rPr>
+          <w:rStyle w:val="CdigoHTML"/>
+        </w:rPr>
+        <w:t>)</w:t>
+      </w:r>
+      <w:r>
+        <w:sym w:font="Wingdings" w:char="F0E0"/>
+      </w:r>
+      <w:r>
+        <w:t xml:space="preserve"> exibe informações na tela.</w:t>
+      </w:r>
+    </w:p>
+    <w:p>
+      <w:pPr>
+        <w:pStyle w:val="NormalWeb"/>
+        <w:numPr>
+          <w:ilvl w:val="0"/>
+          <w:numId w:val="53"/>
+        </w:numPr>
+      </w:pPr>
+      <w:proofErr w:type="spellStart"/>
+      <w:r>
+        <w:rPr>
+          <w:rStyle w:val="CdigoHTML"/>
+        </w:rPr>
+        <w:t>return</w:t>
+      </w:r>
+      <w:proofErr w:type="spellEnd"/>
+      <w:r>
+        <w:rPr>
+          <w:rStyle w:val="CdigoHTML"/>
+        </w:rPr>
+        <w:t xml:space="preserve"> 0;</w:t>
+      </w:r>
+      <w:r>
+        <w:t xml:space="preserve"> </w:t>
+      </w:r>
+      <w:r>
+        <w:sym w:font="Wingdings" w:char="F0E0"/>
+      </w:r>
+      <w:r>
+        <w:t xml:space="preserve"> indica o encerramento bem-sucedido do programa.</w:t>
+      </w:r>
+    </w:p>
+    <w:p>
+      <w:pPr>
+        <w:pStyle w:val="NormalWeb"/>
+        <w:numPr>
+          <w:ilvl w:val="0"/>
+          <w:numId w:val="53"/>
+        </w:numPr>
+      </w:pPr>
+      <w:r>
+        <w:rPr>
+          <w:rStyle w:val="CdigoHTML"/>
+        </w:rPr>
+        <w:t>;</w:t>
+      </w:r>
+      <w:r>
+        <w:t xml:space="preserve"> </w:t>
+      </w:r>
+      <w:r>
+        <w:sym w:font="Wingdings" w:char="F0E0"/>
+      </w:r>
+      <w:r>
+        <w:t xml:space="preserve"> finaliza uma instrução na maioria dos comandos simples.</w:t>
+      </w:r>
+    </w:p>
+    <w:p>
+      <w:pPr>
+        <w:rPr>
+          <w:rFonts w:ascii="Arial" w:hAnsi="Arial" w:cs="Arial"/>
+        </w:rPr>
+      </w:pPr>
+    </w:p>
+    <w:p>
+      <w:pPr>
+        <w:numPr>
+          <w:ilvl w:val="0"/>
+          <w:numId w:val="51"/>
+        </w:numPr>
+        <w:rPr>
+          <w:rFonts w:ascii="Arial" w:hAnsi="Arial" w:cs="Arial"/>
+          <w:i/>
+          <w:iCs/>
+        </w:rPr>
+      </w:pPr>
+      <w:r>
+        <w:rPr>
+          <w:rFonts w:ascii="Arial" w:hAnsi="Arial" w:cs="Arial"/>
+          <w:i/>
+          <w:iCs/>
+        </w:rPr>
+        <w:t>Tipos de dados base:</w:t>
+      </w:r>
+    </w:p>
+    <w:p>
+      <w:pPr>
+        <w:ind w:left="720"/>
+        <w:rPr>
+          <w:rFonts w:ascii="Arial" w:hAnsi="Arial" w:cs="Arial"/>
+        </w:rPr>
+      </w:pPr>
+    </w:p>
+    <w:tbl>
+      <w:tblPr>
+        <w:tblW w:w="0" w:type="auto"/>
+        <w:tblInd w:w="720" w:type="dxa"/>
+        <w:tblBorders>
+          <w:top w:val="single" w:sz="4" w:space="0" w:color="000000"/>
+          <w:left w:val="single" w:sz="4" w:space="0" w:color="000000"/>
+          <w:bottom w:val="single" w:sz="4" w:space="0" w:color="000000"/>
+          <w:right w:val="single" w:sz="4" w:space="0" w:color="000000"/>
+          <w:insideH w:val="single" w:sz="4" w:space="0" w:color="000000"/>
+          <w:insideV w:val="single" w:sz="4" w:space="0" w:color="000000"/>
+        </w:tblBorders>
+        <w:tblLook w:val="04A0" w:firstRow="1" w:lastRow="0" w:firstColumn="1" w:lastColumn="0" w:noHBand="0" w:noVBand="1"/>
+      </w:tblPr>
+      <w:tblGrid>
+        <w:gridCol w:w="3024"/>
+        <w:gridCol w:w="2984"/>
+        <w:gridCol w:w="2985"/>
+      </w:tblGrid>
+      <w:tr>
+        <w:tc>
+          <w:tcPr>
+            <w:tcW w:w="3024" w:type="dxa"/>
+          </w:tcPr>
+          <w:p>
+            <w:pPr>
+              <w:jc w:val="center"/>
+              <w:rPr>
+                <w:rFonts w:ascii="Arial" w:hAnsi="Arial" w:cs="Arial"/>
+                <w:i/>
+                <w:iCs/>
+              </w:rPr>
+            </w:pPr>
+            <w:proofErr w:type="spellStart"/>
+            <w:r>
+              <w:rPr>
+                <w:rFonts w:ascii="Arial" w:hAnsi="Arial" w:cs="Arial"/>
+                <w:i/>
+                <w:iCs/>
+              </w:rPr>
+              <w:t>Int</w:t>
+            </w:r>
+            <w:proofErr w:type="spellEnd"/>
+            <w:r>
+              <w:rPr>
+                <w:rFonts w:ascii="Arial" w:hAnsi="Arial" w:cs="Arial"/>
+                <w:i/>
+                <w:iCs/>
+              </w:rPr>
+              <w:t xml:space="preserve"> (%d ou %i)</w:t>
+            </w:r>
+          </w:p>
+        </w:tc>
+        <w:tc>
+          <w:tcPr>
+            <w:tcW w:w="2984" w:type="dxa"/>
+          </w:tcPr>
+          <w:p>
+            <w:pPr>
+              <w:jc w:val="center"/>
+              <w:rPr>
+                <w:rFonts w:ascii="Arial" w:hAnsi="Arial" w:cs="Arial"/>
+                <w:i/>
+                <w:iCs/>
+              </w:rPr>
+            </w:pPr>
+            <w:r>
+              <w:rPr>
+                <w:rFonts w:ascii="Arial" w:hAnsi="Arial" w:cs="Arial"/>
+                <w:i/>
+                <w:iCs/>
+              </w:rPr>
+              <w:t>Números Inteiros</w:t>
+            </w:r>
+          </w:p>
+        </w:tc>
+        <w:tc>
+          <w:tcPr>
+            <w:tcW w:w="2985" w:type="dxa"/>
+          </w:tcPr>
+          <w:p>
+            <w:pPr>
+              <w:jc w:val="center"/>
+              <w:rPr>
+                <w:rFonts w:ascii="Arial" w:hAnsi="Arial" w:cs="Arial"/>
+                <w:i/>
+                <w:iCs/>
+              </w:rPr>
+            </w:pPr>
+            <w:r>
+              <w:rPr>
+                <w:rFonts w:ascii="Arial" w:hAnsi="Arial" w:cs="Arial"/>
+                <w:i/>
+                <w:iCs/>
+              </w:rPr>
+              <w:t>Exemplo</w:t>
+            </w:r>
+            <w:r>
+              <w:rPr>
+                <w:rFonts w:ascii="Arial" w:hAnsi="Arial" w:cs="Arial"/>
+                <w:i/>
+                <w:iCs/>
+              </w:rPr>
+              <w:t>: 20</w:t>
+            </w:r>
+          </w:p>
+        </w:tc>
+      </w:tr>
+      <w:tr>
+        <w:tc>
+          <w:tcPr>
+            <w:tcW w:w="3024" w:type="dxa"/>
+          </w:tcPr>
+          <w:p>
+            <w:pPr>
+              <w:jc w:val="center"/>
+              <w:rPr>
+                <w:rFonts w:ascii="Arial" w:hAnsi="Arial" w:cs="Arial"/>
+                <w:i/>
+                <w:iCs/>
+              </w:rPr>
+            </w:pPr>
+            <w:proofErr w:type="spellStart"/>
+            <w:r>
+              <w:rPr>
+                <w:rFonts w:ascii="Arial" w:hAnsi="Arial" w:cs="Arial"/>
+                <w:i/>
+                <w:iCs/>
+              </w:rPr>
+              <w:t>Float</w:t>
+            </w:r>
+            <w:proofErr w:type="spellEnd"/>
+            <w:r>
+              <w:rPr>
+                <w:rFonts w:ascii="Arial" w:hAnsi="Arial" w:cs="Arial"/>
+                <w:i/>
+                <w:iCs/>
+              </w:rPr>
+              <w:t xml:space="preserve"> (%f)</w:t>
+            </w:r>
+          </w:p>
+        </w:tc>
+        <w:tc>
+          <w:tcPr>
+            <w:tcW w:w="2984" w:type="dxa"/>
+          </w:tcPr>
+          <w:p>
+            <w:pPr>
+              <w:jc w:val="center"/>
+              <w:rPr>
+                <w:rFonts w:ascii="Arial" w:hAnsi="Arial" w:cs="Arial"/>
+                <w:i/>
+                <w:iCs/>
+              </w:rPr>
+            </w:pPr>
+            <w:r>
+              <w:rPr>
+                <w:rFonts w:ascii="Arial" w:hAnsi="Arial" w:cs="Arial"/>
+                <w:i/>
+                <w:iCs/>
+              </w:rPr>
+              <w:t>Números reais com precisão simples</w:t>
+            </w:r>
+          </w:p>
+        </w:tc>
+        <w:tc>
+          <w:tcPr>
+            <w:tcW w:w="2985" w:type="dxa"/>
+          </w:tcPr>
+          <w:p>
+            <w:pPr>
+              <w:jc w:val="center"/>
+              <w:rPr>
+                <w:rFonts w:ascii="Arial" w:hAnsi="Arial" w:cs="Arial"/>
+                <w:i/>
+                <w:iCs/>
+              </w:rPr>
+            </w:pPr>
+            <w:r>
+              <w:rPr>
+                <w:rFonts w:ascii="Arial" w:hAnsi="Arial" w:cs="Arial"/>
+                <w:i/>
+                <w:iCs/>
+              </w:rPr>
+              <w:t>Exemplo: 15.6598</w:t>
+            </w:r>
+          </w:p>
+        </w:tc>
+      </w:tr>
+      <w:tr>
+        <w:tc>
+          <w:tcPr>
+            <w:tcW w:w="3024" w:type="dxa"/>
+          </w:tcPr>
+          <w:p>
+            <w:pPr>
+              <w:jc w:val="center"/>
+              <w:rPr>
+                <w:rFonts w:ascii="Arial" w:hAnsi="Arial" w:cs="Arial"/>
+                <w:i/>
+                <w:iCs/>
+              </w:rPr>
+            </w:pPr>
+            <w:r>
+              <w:rPr>
+                <w:rFonts w:ascii="Arial" w:hAnsi="Arial" w:cs="Arial"/>
+                <w:i/>
+                <w:iCs/>
+              </w:rPr>
+              <w:t>Double</w:t>
+            </w:r>
+            <w:r>
+              <w:rPr>
+                <w:rFonts w:ascii="Arial" w:hAnsi="Arial" w:cs="Arial"/>
+                <w:i/>
+                <w:iCs/>
+              </w:rPr>
+              <w:t xml:space="preserve"> (%</w:t>
+            </w:r>
+            <w:proofErr w:type="spellStart"/>
+            <w:r>
+              <w:rPr>
+                <w:rFonts w:ascii="Arial" w:hAnsi="Arial" w:cs="Arial"/>
+                <w:i/>
+                <w:iCs/>
+              </w:rPr>
+              <w:t>lf</w:t>
+            </w:r>
+            <w:proofErr w:type="spellEnd"/>
+            <w:r>
+              <w:rPr>
+                <w:rFonts w:ascii="Arial" w:hAnsi="Arial" w:cs="Arial"/>
+                <w:i/>
+                <w:iCs/>
+              </w:rPr>
+              <w:t>)</w:t>
+            </w:r>
+          </w:p>
+        </w:tc>
+        <w:tc>
+          <w:tcPr>
+            <w:tcW w:w="2984" w:type="dxa"/>
+          </w:tcPr>
+          <w:p>
+            <w:pPr>
+              <w:jc w:val="center"/>
+              <w:rPr>
+                <w:rFonts w:ascii="Arial" w:hAnsi="Arial" w:cs="Arial"/>
+                <w:i/>
+                <w:iCs/>
+              </w:rPr>
+            </w:pPr>
+            <w:r>
+              <w:rPr>
+                <w:rFonts w:ascii="Arial" w:hAnsi="Arial" w:cs="Arial"/>
+                <w:i/>
+                <w:iCs/>
+              </w:rPr>
+              <w:t>Números reais com dupla precisão</w:t>
+            </w:r>
+          </w:p>
+        </w:tc>
+        <w:tc>
+          <w:tcPr>
+            <w:tcW w:w="2985" w:type="dxa"/>
+          </w:tcPr>
+          <w:p>
+            <w:pPr>
+              <w:jc w:val="center"/>
+              <w:rPr>
+                <w:rFonts w:ascii="Arial" w:hAnsi="Arial" w:cs="Arial"/>
+                <w:i/>
+                <w:iCs/>
+              </w:rPr>
+            </w:pPr>
+            <w:r>
+              <w:rPr>
+                <w:rFonts w:ascii="Arial" w:hAnsi="Arial" w:cs="Arial"/>
+                <w:i/>
+                <w:iCs/>
+              </w:rPr>
+              <w:t xml:space="preserve">Exemplo: </w:t>
+            </w:r>
+            <w:r>
+              <w:rPr>
+                <w:rFonts w:ascii="Arial" w:hAnsi="Arial" w:cs="Arial"/>
+                <w:i/>
+                <w:iCs/>
+              </w:rPr>
+              <w:t>64</w:t>
+            </w:r>
+            <w:r>
+              <w:rPr>
+                <w:rFonts w:ascii="Arial" w:hAnsi="Arial" w:cs="Arial"/>
+                <w:i/>
+                <w:iCs/>
+              </w:rPr>
+              <w:t>.</w:t>
+            </w:r>
+            <w:r>
+              <w:rPr>
+                <w:rFonts w:ascii="Arial" w:hAnsi="Arial" w:cs="Arial"/>
+                <w:i/>
+                <w:iCs/>
+              </w:rPr>
+              <w:t>9875</w:t>
+            </w:r>
+          </w:p>
+        </w:tc>
+      </w:tr>
+      <w:tr>
+        <w:tc>
+          <w:tcPr>
+            <w:tcW w:w="3024" w:type="dxa"/>
+          </w:tcPr>
+          <w:p>
+            <w:pPr>
+              <w:jc w:val="center"/>
+              <w:rPr>
+                <w:rFonts w:ascii="Arial" w:hAnsi="Arial" w:cs="Arial"/>
+                <w:i/>
+                <w:iCs/>
+              </w:rPr>
+            </w:pPr>
+            <w:r>
+              <w:rPr>
+                <w:rFonts w:ascii="Arial" w:hAnsi="Arial" w:cs="Arial"/>
+                <w:i/>
+                <w:iCs/>
+              </w:rPr>
+              <w:t>C</w:t>
+            </w:r>
+            <w:r>
+              <w:rPr>
+                <w:rFonts w:ascii="Arial" w:hAnsi="Arial" w:cs="Arial"/>
+                <w:i/>
+                <w:iCs/>
+              </w:rPr>
+              <w:t>har</w:t>
+            </w:r>
+            <w:r>
+              <w:rPr>
+                <w:rFonts w:ascii="Arial" w:hAnsi="Arial" w:cs="Arial"/>
+                <w:i/>
+                <w:iCs/>
+              </w:rPr>
+              <w:t xml:space="preserve"> (%c)</w:t>
+            </w:r>
+          </w:p>
+        </w:tc>
+        <w:tc>
+          <w:tcPr>
+            <w:tcW w:w="2984" w:type="dxa"/>
+          </w:tcPr>
+          <w:p>
+            <w:pPr>
+              <w:jc w:val="center"/>
+              <w:rPr>
+                <w:rFonts w:ascii="Arial" w:hAnsi="Arial" w:cs="Arial"/>
+                <w:i/>
+                <w:iCs/>
+              </w:rPr>
+            </w:pPr>
+            <w:r>
+              <w:rPr>
+                <w:rFonts w:ascii="Arial" w:hAnsi="Arial" w:cs="Arial"/>
+                <w:i/>
+                <w:iCs/>
+              </w:rPr>
+              <w:t>Um único caractere</w:t>
+            </w:r>
+          </w:p>
+        </w:tc>
+        <w:tc>
+          <w:tcPr>
+            <w:tcW w:w="2985" w:type="dxa"/>
+          </w:tcPr>
+          <w:p>
+            <w:pPr>
+              <w:jc w:val="center"/>
+              <w:rPr>
+                <w:rFonts w:ascii="Arial" w:hAnsi="Arial" w:cs="Arial"/>
+                <w:i/>
+                <w:iCs/>
+              </w:rPr>
+            </w:pPr>
+            <w:r>
+              <w:rPr>
+                <w:rFonts w:ascii="Arial" w:hAnsi="Arial" w:cs="Arial"/>
+                <w:i/>
+                <w:iCs/>
+              </w:rPr>
+              <w:t xml:space="preserve">Exemplo: </w:t>
+            </w:r>
+            <w:r>
+              <w:rPr>
+                <w:rFonts w:ascii="Arial" w:hAnsi="Arial" w:cs="Arial"/>
+                <w:i/>
+                <w:iCs/>
+              </w:rPr>
+              <w:t>‘A’ (Sempre entre aspas simples)</w:t>
+            </w:r>
+          </w:p>
+        </w:tc>
+      </w:tr>
+    </w:tbl>
+    <w:p>
+      <w:pPr>
+        <w:rPr>
+          <w:rFonts w:ascii="Arial" w:hAnsi="Arial" w:cs="Arial"/>
+          <w:i/>
+          <w:iCs/>
+        </w:rPr>
+      </w:pPr>
+    </w:p>
+    <w:p>
+      <w:pPr>
+        <w:numPr>
+          <w:ilvl w:val="0"/>
+          <w:numId w:val="51"/>
+        </w:numPr>
+        <w:rPr>
+          <w:rFonts w:ascii="Arial" w:hAnsi="Arial" w:cs="Arial"/>
+          <w:i/>
+          <w:iCs/>
+        </w:rPr>
+      </w:pPr>
+      <w:r>
+        <w:rPr>
+          <w:rFonts w:ascii="Arial" w:hAnsi="Arial" w:cs="Arial"/>
+          <w:i/>
+          <w:iCs/>
+        </w:rPr>
+        <w:lastRenderedPageBreak/>
+        <w:t>Operadores</w:t>
+      </w:r>
+      <w:r>
+        <w:rPr>
+          <w:rFonts w:ascii="Arial" w:hAnsi="Arial" w:cs="Arial"/>
+          <w:i/>
+          <w:iCs/>
+        </w:rPr>
+        <w:t xml:space="preserve"> básicos</w:t>
+      </w:r>
+      <w:r>
+        <w:rPr>
+          <w:rFonts w:ascii="Arial" w:hAnsi="Arial" w:cs="Arial"/>
+          <w:i/>
+          <w:iCs/>
+        </w:rPr>
+        <w:t>:</w:t>
+      </w:r>
+    </w:p>
+    <w:p>
+      <w:pPr>
+        <w:ind w:left="720"/>
+      </w:pPr>
+    </w:p>
+    <w:p>
+      <w:pPr>
+        <w:numPr>
+          <w:ilvl w:val="0"/>
+          <w:numId w:val="54"/>
+        </w:numPr>
+      </w:pPr>
+      <w:r>
+        <w:t xml:space="preserve">Aritméticos | </w:t>
+      </w:r>
+      <w:r>
+        <w:rPr>
+          <w:rStyle w:val="CdigoHTML"/>
+        </w:rPr>
+        <w:t>+</w:t>
+      </w:r>
+      <w:r>
+        <w:t xml:space="preserve">, </w:t>
+      </w:r>
+      <w:r>
+        <w:rPr>
+          <w:rStyle w:val="CdigoHTML"/>
+        </w:rPr>
+        <w:t>-</w:t>
+      </w:r>
+      <w:r>
+        <w:t xml:space="preserve">, </w:t>
+      </w:r>
+      <w:r>
+        <w:rPr>
+          <w:rStyle w:val="CdigoHTML"/>
+        </w:rPr>
+        <w:t>*</w:t>
+      </w:r>
+      <w:r>
+        <w:t xml:space="preserve">, </w:t>
+      </w:r>
+      <w:r>
+        <w:rPr>
+          <w:rStyle w:val="CdigoHTML"/>
+        </w:rPr>
+        <w:t>/</w:t>
+      </w:r>
+      <w:r>
+        <w:t xml:space="preserve">, </w:t>
+      </w:r>
+      <w:r>
+        <w:rPr>
+          <w:rStyle w:val="CdigoHTML"/>
+        </w:rPr>
+        <w:t>%</w:t>
+      </w:r>
+      <w:r>
+        <w:t xml:space="preserve"> </w:t>
+      </w:r>
+    </w:p>
+    <w:p>
+      <w:pPr>
+        <w:numPr>
+          <w:ilvl w:val="0"/>
+          <w:numId w:val="54"/>
+        </w:numPr>
+      </w:pPr>
+      <w:r>
+        <w:t xml:space="preserve">Relacionais | </w:t>
+      </w:r>
+      <w:r>
+        <w:rPr>
+          <w:rStyle w:val="CdigoHTML"/>
+        </w:rPr>
+        <w:t>&gt;</w:t>
+      </w:r>
+      <w:r>
+        <w:t xml:space="preserve">, </w:t>
+      </w:r>
+      <w:r>
+        <w:rPr>
+          <w:rStyle w:val="CdigoHTML"/>
+        </w:rPr>
+        <w:t>&lt;</w:t>
+      </w:r>
+      <w:r>
+        <w:t xml:space="preserve">, </w:t>
+      </w:r>
+      <w:r>
+        <w:rPr>
+          <w:rStyle w:val="CdigoHTML"/>
+        </w:rPr>
+        <w:t>&gt;=</w:t>
+      </w:r>
+      <w:r>
+        <w:t xml:space="preserve">, </w:t>
+      </w:r>
+      <w:r>
+        <w:rPr>
+          <w:rStyle w:val="CdigoHTML"/>
+        </w:rPr>
+        <w:t>&lt;=</w:t>
+      </w:r>
+      <w:r>
+        <w:t xml:space="preserve">, </w:t>
+      </w:r>
+      <w:r>
+        <w:rPr>
+          <w:rStyle w:val="CdigoHTML"/>
+        </w:rPr>
+        <w:t>==</w:t>
+      </w:r>
+      <w:proofErr w:type="gramStart"/>
+      <w:r>
+        <w:t xml:space="preserve">, </w:t>
+      </w:r>
+      <w:r>
+        <w:rPr>
+          <w:rStyle w:val="CdigoHTML"/>
+        </w:rPr>
+        <w:t>!</w:t>
+      </w:r>
+      <w:proofErr w:type="gramEnd"/>
+      <w:r>
+        <w:rPr>
+          <w:rStyle w:val="CdigoHTML"/>
+        </w:rPr>
+        <w:t>=</w:t>
+      </w:r>
+      <w:r>
+        <w:t xml:space="preserve"> </w:t>
+      </w:r>
+    </w:p>
+    <w:p>
+      <w:pPr>
+        <w:numPr>
+          <w:ilvl w:val="0"/>
+          <w:numId w:val="54"/>
+        </w:numPr>
+      </w:pPr>
+      <w:r>
+        <w:t xml:space="preserve">Lógicos | </w:t>
+      </w:r>
+      <w:r>
+        <w:rPr>
+          <w:rStyle w:val="CdigoHTML"/>
+        </w:rPr>
+        <w:t>&amp;&amp;</w:t>
+      </w:r>
+      <w:r>
+        <w:t xml:space="preserve">, </w:t>
+      </w:r>
+      <w:r>
+        <w:rPr>
+          <w:rStyle w:val="CdigoHTML"/>
+        </w:rPr>
+        <w:t>||</w:t>
+      </w:r>
+      <w:proofErr w:type="gramStart"/>
+      <w:r>
+        <w:t xml:space="preserve">, </w:t>
+      </w:r>
+      <w:r>
+        <w:rPr>
+          <w:rStyle w:val="CdigoHTML"/>
+        </w:rPr>
+        <w:t>!</w:t>
+      </w:r>
+      <w:proofErr w:type="gramEnd"/>
+      <w:r>
+        <w:t xml:space="preserve"> | </w:t>
+      </w:r>
+    </w:p>
+    <w:p>
+      <w:pPr>
+        <w:numPr>
+          <w:ilvl w:val="0"/>
+          <w:numId w:val="54"/>
+        </w:numPr>
+        <w:rPr>
+          <w:rStyle w:val="CdigoHTML"/>
+          <w:rFonts w:ascii="Arial" w:hAnsi="Arial" w:cs="Arial"/>
+          <w:i/>
+          <w:iCs/>
+          <w:sz w:val="24"/>
+          <w:szCs w:val="24"/>
+        </w:rPr>
+      </w:pPr>
+      <w:r>
+        <w:t xml:space="preserve">Atribuição | </w:t>
+      </w:r>
+      <w:r>
+        <w:rPr>
+          <w:rStyle w:val="CdigoHTML"/>
+        </w:rPr>
+        <w:t>=</w:t>
+      </w:r>
+      <w:r>
+        <w:t xml:space="preserve">, </w:t>
+      </w:r>
+      <w:r>
+        <w:rPr>
+          <w:rStyle w:val="CdigoHTML"/>
+        </w:rPr>
+        <w:t>+=</w:t>
+      </w:r>
+      <w:r>
+        <w:t xml:space="preserve">, </w:t>
+      </w:r>
+      <w:r>
+        <w:rPr>
+          <w:rStyle w:val="CdigoHTML"/>
+        </w:rPr>
+        <w:t>-</w:t>
+      </w:r>
+      <w:proofErr w:type="gramStart"/>
+      <w:r>
+        <w:rPr>
+          <w:rStyle w:val="CdigoHTML"/>
+        </w:rPr>
+        <w:t>=</w:t>
+      </w:r>
+      <w:r>
+        <w:rPr>
+          <w:rStyle w:val="CdigoHTML"/>
+        </w:rPr>
+        <w:t>,*=,\</w:t>
+      </w:r>
+      <w:proofErr w:type="gramEnd"/>
+      <w:r>
+        <w:rPr>
+          <w:rStyle w:val="CdigoHTML"/>
+        </w:rPr>
+        <w:t>=</w:t>
+      </w:r>
+    </w:p>
+    <w:p>
+      <w:pPr>
+        <w:rPr>
+          <w:rFonts w:ascii="Arial" w:hAnsi="Arial" w:cs="Arial"/>
+          <w:i/>
+          <w:iCs/>
+        </w:rPr>
+      </w:pPr>
+    </w:p>
+    <w:p>
+      <w:pPr>
+        <w:numPr>
+          <w:ilvl w:val="0"/>
+          <w:numId w:val="51"/>
+        </w:numPr>
+        <w:rPr>
+          <w:rFonts w:ascii="Arial" w:hAnsi="Arial" w:cs="Arial"/>
+          <w:i/>
+          <w:iCs/>
+        </w:rPr>
+      </w:pPr>
+      <w:r>
+        <w:rPr>
+          <w:rFonts w:ascii="Arial" w:hAnsi="Arial" w:cs="Arial"/>
+          <w:i/>
+          <w:iCs/>
+        </w:rPr>
+        <w:t>Exercícios propostos:</w:t>
+      </w:r>
+    </w:p>
+    <w:p>
+      <w:pPr>
+        <w:ind w:left="1440"/>
+        <w:rPr>
+          <w:rFonts w:ascii="Arial" w:hAnsi="Arial" w:cs="Arial"/>
+          <w:i/>
+          <w:iCs/>
+        </w:rPr>
+      </w:pPr>
+    </w:p>
+    <w:p>
+      <w:pPr>
+        <w:numPr>
+          <w:ilvl w:val="1"/>
+          <w:numId w:val="51"/>
+        </w:numPr>
+        <w:rPr>
+          <w:rFonts w:ascii="Arial" w:hAnsi="Arial" w:cs="Arial"/>
+          <w:i/>
+          <w:iCs/>
+        </w:rPr>
+      </w:pPr>
+      <w:r>
+        <w:rPr>
+          <w:rFonts w:ascii="Arial" w:hAnsi="Arial" w:cs="Arial"/>
+          <w:i/>
+          <w:iCs/>
+        </w:rPr>
+        <w:t>Leia uma matriz 4 x 4, conte e escreva quantos valores maiores que 10 ela possui</w:t>
+      </w:r>
+      <w:r>
+        <w:rPr>
+          <w:rFonts w:ascii="Arial" w:hAnsi="Arial" w:cs="Arial"/>
+          <w:i/>
+          <w:iCs/>
+        </w:rPr>
+        <w:t xml:space="preserve"> (Fazer utilizando for e </w:t>
+      </w:r>
+      <w:proofErr w:type="spellStart"/>
+      <w:r>
+        <w:rPr>
+          <w:rFonts w:ascii="Arial" w:hAnsi="Arial" w:cs="Arial"/>
+          <w:i/>
+          <w:iCs/>
+        </w:rPr>
+        <w:t>While</w:t>
+      </w:r>
+      <w:proofErr w:type="spellEnd"/>
+      <w:r>
+        <w:rPr>
+          <w:rFonts w:ascii="Arial" w:hAnsi="Arial" w:cs="Arial"/>
+          <w:i/>
+          <w:iCs/>
+        </w:rPr>
+        <w:t>)</w:t>
+      </w:r>
+      <w:r>
+        <w:rPr>
+          <w:rFonts w:ascii="Arial" w:hAnsi="Arial" w:cs="Arial"/>
+          <w:i/>
+          <w:iCs/>
+        </w:rPr>
+        <w:t>.</w:t>
+      </w:r>
+    </w:p>
+    <w:p>
+      <w:pPr>
+        <w:ind w:left="1440"/>
+        <w:rPr>
+          <w:rFonts w:ascii="Arial" w:hAnsi="Arial" w:cs="Arial"/>
+          <w:i/>
+          <w:iCs/>
+        </w:rPr>
+      </w:pPr>
+    </w:p>
+    <w:p>
+      <w:pPr>
+        <w:numPr>
+          <w:ilvl w:val="1"/>
+          <w:numId w:val="51"/>
+        </w:numPr>
+        <w:rPr>
+          <w:rFonts w:ascii="Arial" w:hAnsi="Arial" w:cs="Arial"/>
+          <w:i/>
+          <w:iCs/>
+        </w:rPr>
+      </w:pPr>
+      <w:r>
+        <w:rPr>
+          <w:rFonts w:ascii="Arial" w:hAnsi="Arial" w:cs="Arial"/>
+          <w:i/>
+          <w:iCs/>
+        </w:rPr>
+        <w:t>Desenvolva um programa em C que simule um caixa eletrônico. O usuário começa com um saldo de R$ 1.000,00 e pode escolher entre as seguintes opções:</w:t>
+      </w:r>
+    </w:p>
+    <w:p>
+      <w:pPr>
+        <w:rPr>
+          <w:rFonts w:ascii="Arial" w:hAnsi="Arial" w:cs="Arial"/>
+          <w:i/>
+          <w:iCs/>
+        </w:rPr>
+      </w:pPr>
+    </w:p>
+    <w:p>
+      <w:pPr>
+        <w:ind w:left="2160"/>
+        <w:rPr>
+          <w:rFonts w:ascii="Arial" w:hAnsi="Arial" w:cs="Arial"/>
+          <w:i/>
+          <w:iCs/>
+        </w:rPr>
+      </w:pPr>
+      <w:r>
+        <w:rPr>
+          <w:rFonts w:ascii="Arial" w:hAnsi="Arial" w:cs="Arial"/>
+          <w:i/>
+          <w:iCs/>
+        </w:rPr>
+        <w:t>1 — Consultar saldo.</w:t>
+      </w:r>
+    </w:p>
+    <w:p>
+      <w:pPr>
+        <w:ind w:left="2160"/>
+        <w:rPr>
+          <w:rFonts w:ascii="Arial" w:hAnsi="Arial" w:cs="Arial"/>
+          <w:i/>
+          <w:iCs/>
+        </w:rPr>
+      </w:pPr>
+      <w:r>
+        <w:rPr>
+          <w:rFonts w:ascii="Arial" w:hAnsi="Arial" w:cs="Arial"/>
+          <w:i/>
+          <w:iCs/>
+        </w:rPr>
+        <w:t>2 — Sacar um valor.</w:t>
+      </w:r>
+    </w:p>
+    <w:p>
+      <w:pPr>
+        <w:ind w:left="2160"/>
+        <w:rPr>
+          <w:rFonts w:ascii="Arial" w:hAnsi="Arial" w:cs="Arial"/>
+          <w:i/>
+          <w:iCs/>
+        </w:rPr>
+      </w:pPr>
+      <w:r>
+        <w:rPr>
+          <w:rFonts w:ascii="Arial" w:hAnsi="Arial" w:cs="Arial"/>
+          <w:i/>
+          <w:iCs/>
+        </w:rPr>
+        <w:t>3 — Depositar um valor.</w:t>
+      </w:r>
+    </w:p>
+    <w:p>
+      <w:pPr>
+        <w:ind w:left="2160"/>
+        <w:rPr>
+          <w:rFonts w:ascii="Arial" w:hAnsi="Arial" w:cs="Arial"/>
+          <w:i/>
+          <w:iCs/>
+        </w:rPr>
+      </w:pPr>
+      <w:r>
+        <w:rPr>
+          <w:rFonts w:ascii="Arial" w:hAnsi="Arial" w:cs="Arial"/>
+          <w:i/>
+          <w:iCs/>
+        </w:rPr>
+        <w:t>0 — Encerrar o programa.</w:t>
+      </w:r>
+    </w:p>
+    <w:p>
+      <w:pPr>
+        <w:ind w:left="1440"/>
+        <w:rPr>
+          <w:rFonts w:ascii="Arial" w:hAnsi="Arial" w:cs="Arial"/>
+          <w:i/>
+          <w:iCs/>
+        </w:rPr>
+      </w:pPr>
+    </w:p>
+    <w:p>
+      <w:pPr>
+        <w:ind w:left="1440"/>
+        <w:rPr>
+          <w:rFonts w:ascii="Arial" w:hAnsi="Arial" w:cs="Arial"/>
+          <w:i/>
+          <w:iCs/>
+        </w:rPr>
+      </w:pPr>
+      <w:r>
+        <w:rPr>
+          <w:rFonts w:ascii="Arial" w:hAnsi="Arial" w:cs="Arial"/>
+          <w:i/>
+          <w:iCs/>
+        </w:rPr>
+        <w:t xml:space="preserve">O menu deve se repetir até que o usuário escolha sair. </w:t>
+      </w:r>
+      <w:r>
+        <w:rPr>
+          <w:rFonts w:ascii="Arial" w:hAnsi="Arial" w:cs="Arial"/>
+          <w:i/>
+          <w:iCs/>
+        </w:rPr>
+        <w:t>Desenvolver apenas a lógica do menu, tanto em uma função separada quanto na função principal</w:t>
+      </w:r>
+    </w:p>
+    <w:p>
+      <w:pPr>
+        <w:ind w:left="1440"/>
+        <w:rPr>
+          <w:rFonts w:ascii="Arial" w:hAnsi="Arial" w:cs="Arial"/>
+          <w:i/>
+          <w:iCs/>
+        </w:rPr>
+      </w:pPr>
+    </w:p>
+    <w:p>
+      <w:pPr>
+        <w:numPr>
+          <w:ilvl w:val="1"/>
+          <w:numId w:val="51"/>
+        </w:numPr>
+        <w:rPr>
+          <w:rFonts w:ascii="Arial" w:hAnsi="Arial" w:cs="Arial"/>
+          <w:i/>
+          <w:iCs/>
+        </w:rPr>
+      </w:pPr>
+      <w:r>
+        <w:rPr>
+          <w:rFonts w:ascii="Arial" w:hAnsi="Arial" w:cs="Arial"/>
+          <w:i/>
+          <w:iCs/>
+        </w:rPr>
+        <w:t xml:space="preserve">Crie uma </w:t>
+      </w:r>
+      <w:proofErr w:type="gramStart"/>
+      <w:r>
+        <w:rPr>
+          <w:rFonts w:ascii="Arial" w:hAnsi="Arial" w:cs="Arial"/>
+          <w:i/>
+          <w:iCs/>
+        </w:rPr>
+        <w:t xml:space="preserve">função </w:t>
+      </w:r>
+      <w:proofErr w:type="spellStart"/>
+      <w:r>
+        <w:rPr>
+          <w:rFonts w:ascii="Arial" w:hAnsi="Arial" w:cs="Arial"/>
+          <w:i/>
+          <w:iCs/>
+        </w:rPr>
+        <w:t>Verificar</w:t>
+      </w:r>
+      <w:proofErr w:type="gramEnd"/>
+      <w:r>
+        <w:rPr>
+          <w:rFonts w:ascii="Arial" w:hAnsi="Arial" w:cs="Arial"/>
+          <w:i/>
+          <w:iCs/>
+        </w:rPr>
+        <w:t>_</w:t>
+      </w:r>
+      <w:proofErr w:type="gramStart"/>
+      <w:r>
+        <w:rPr>
+          <w:rFonts w:ascii="Arial" w:hAnsi="Arial" w:cs="Arial"/>
+          <w:i/>
+          <w:iCs/>
+        </w:rPr>
+        <w:t>Par</w:t>
+      </w:r>
+      <w:proofErr w:type="spellEnd"/>
+      <w:r>
+        <w:rPr>
+          <w:rFonts w:ascii="Arial" w:hAnsi="Arial" w:cs="Arial"/>
+          <w:i/>
+          <w:iCs/>
+        </w:rPr>
+        <w:t>(</w:t>
+      </w:r>
+      <w:proofErr w:type="spellStart"/>
+      <w:proofErr w:type="gramEnd"/>
+      <w:r>
+        <w:rPr>
+          <w:rFonts w:ascii="Arial" w:hAnsi="Arial" w:cs="Arial"/>
+          <w:i/>
+          <w:iCs/>
+        </w:rPr>
+        <w:t>int</w:t>
+      </w:r>
+      <w:proofErr w:type="spellEnd"/>
+      <w:r>
+        <w:rPr>
+          <w:rFonts w:ascii="Arial" w:hAnsi="Arial" w:cs="Arial"/>
+          <w:i/>
+          <w:iCs/>
+        </w:rPr>
+        <w:t xml:space="preserve"> n) que retorne 1 se o número for par e 0 caso contrário. Na </w:t>
+      </w:r>
+      <w:proofErr w:type="spellStart"/>
+      <w:proofErr w:type="gramStart"/>
+      <w:r>
+        <w:rPr>
+          <w:rFonts w:ascii="Arial" w:hAnsi="Arial" w:cs="Arial"/>
+          <w:i/>
+          <w:iCs/>
+        </w:rPr>
+        <w:t>main</w:t>
+      </w:r>
+      <w:proofErr w:type="spellEnd"/>
+      <w:r>
+        <w:rPr>
+          <w:rFonts w:ascii="Arial" w:hAnsi="Arial" w:cs="Arial"/>
+          <w:i/>
+          <w:iCs/>
+        </w:rPr>
+        <w:t>(</w:t>
+      </w:r>
+      <w:proofErr w:type="gramEnd"/>
+      <w:r>
+        <w:rPr>
+          <w:rFonts w:ascii="Arial" w:hAnsi="Arial" w:cs="Arial"/>
+          <w:i/>
+          <w:iCs/>
+        </w:rPr>
+        <w:t>), leia um número e informe o resultado.</w:t>
+      </w:r>
+    </w:p>
+    <w:p>
+      <w:pPr>
+        <w:pStyle w:val="PargrafodaLista"/>
+        <w:autoSpaceDE w:val="0"/>
+        <w:autoSpaceDN w:val="0"/>
+        <w:adjustRightInd w:val="0"/>
+        <w:ind w:left="0"/>
+        <w:contextualSpacing/>
+        <w:rPr>
+          <w:rFonts w:ascii="Arial" w:hAnsi="Arial" w:cs="Arial"/>
+          <w:sz w:val="20"/>
+          <w:szCs w:val="20"/>
+        </w:rPr>
+      </w:pPr>
+    </w:p>
     <w:sectPr>
       <w:headerReference w:type="default" r:id="rId9"/>
       <w:footerReference w:type="default" r:id="rId10"/>
@@ -1582,6 +3230,155 @@
     </w:lvl>
   </w:abstractNum>
   <w:abstractNum w:abstractNumId="6" w15:restartNumberingAfterBreak="0">
+    <w:nsid w:val="09955736"/>
+    <w:multiLevelType w:val="multilevel"/>
+    <w:tmpl w:val="F36CF5EC"/>
+    <w:lvl w:ilvl="0">
+      <w:start w:val="1"/>
+      <w:numFmt w:val="bullet"/>
+      <w:lvlText w:val=""/>
+      <w:lvlJc w:val="left"/>
+      <w:pPr>
+        <w:tabs>
+          <w:tab w:val="num" w:pos="2160"/>
+        </w:tabs>
+        <w:ind w:left="2160" w:hanging="360"/>
+      </w:pPr>
+      <w:rPr>
+        <w:rFonts w:ascii="Symbol" w:hAnsi="Symbol" w:hint="default"/>
+        <w:sz w:val="20"/>
+      </w:rPr>
+    </w:lvl>
+    <w:lvl w:ilvl="1" w:tentative="1">
+      <w:start w:val="1"/>
+      <w:numFmt w:val="bullet"/>
+      <w:lvlText w:val="o"/>
+      <w:lvlJc w:val="left"/>
+      <w:pPr>
+        <w:tabs>
+          <w:tab w:val="num" w:pos="2880"/>
+        </w:tabs>
+        <w:ind w:left="2880" w:hanging="360"/>
+      </w:pPr>
+      <w:rPr>
+        <w:rFonts w:ascii="Courier New" w:hAnsi="Courier New" w:hint="default"/>
+        <w:sz w:val="20"/>
+      </w:rPr>
+    </w:lvl>
+    <w:lvl w:ilvl="2" w:tentative="1">
+      <w:start w:val="1"/>
+      <w:numFmt w:val="bullet"/>
+      <w:lvlText w:val=""/>
+      <w:lvlJc w:val="left"/>
+      <w:pPr>
+        <w:tabs>
+          <w:tab w:val="num" w:pos="3600"/>
+        </w:tabs>
+        <w:ind w:left="3600" w:hanging="360"/>
+      </w:pPr>
+      <w:rPr>
+        <w:rFonts w:ascii="Wingdings" w:hAnsi="Wingdings" w:hint="default"/>
+        <w:sz w:val="20"/>
+      </w:rPr>
+    </w:lvl>
+    <w:lvl w:ilvl="3" w:tentative="1">
+      <w:start w:val="1"/>
+      <w:numFmt w:val="bullet"/>
+      <w:lvlText w:val=""/>
+      <w:lvlJc w:val="left"/>
+      <w:pPr>
+        <w:tabs>
+          <w:tab w:val="num" w:pos="4320"/>
+        </w:tabs>
+        <w:ind w:left="4320" w:hanging="360"/>
+      </w:pPr>
+      <w:rPr>
+        <w:rFonts w:ascii="Wingdings" w:hAnsi="Wingdings" w:hint="default"/>
+        <w:sz w:val="20"/>
+      </w:rPr>
+    </w:lvl>
+    <w:lvl w:ilvl="4" w:tentative="1">
+      <w:start w:val="1"/>
+      <w:numFmt w:val="bullet"/>
+      <w:lvlText w:val=""/>
+      <w:lvlJc w:val="left"/>
+      <w:pPr>
+        <w:tabs>
+          <w:tab w:val="num" w:pos="5040"/>
+        </w:tabs>
+        <w:ind w:left="5040" w:hanging="360"/>
+      </w:pPr>
+      <w:rPr>
+        <w:rFonts w:ascii="Wingdings" w:hAnsi="Wingdings" w:hint="default"/>
+        <w:sz w:val="20"/>
+      </w:rPr>
+    </w:lvl>
+    <w:lvl w:ilvl="5" w:tentative="1">
+      <w:start w:val="1"/>
+      <w:numFmt w:val="bullet"/>
+      <w:lvlText w:val=""/>
+      <w:lvlJc w:val="left"/>
+      <w:pPr>
+        <w:tabs>
+          <w:tab w:val="num" w:pos="5760"/>
+        </w:tabs>
+        <w:ind w:left="5760" w:hanging="360"/>
+      </w:pPr>
+      <w:rPr>
+        <w:rFonts w:ascii="Wingdings" w:hAnsi="Wingdings" w:hint="default"/>
+        <w:sz w:val="20"/>
+      </w:rPr>
+    </w:lvl>
+    <w:lvl w:ilvl="6" w:tentative="1">
+      <w:start w:val="1"/>
+      <w:numFmt w:val="bullet"/>
+      <w:lvlText w:val=""/>
+      <w:lvlJc w:val="left"/>
+      <w:pPr>
+        <w:tabs>
+          <w:tab w:val="num" w:pos="6480"/>
+        </w:tabs>
+        <w:ind w:left="6480" w:hanging="360"/>
+      </w:pPr>
+      <w:rPr>
+        <w:rFonts w:ascii="Wingdings" w:hAnsi="Wingdings" w:hint="default"/>
+        <w:sz w:val="20"/>
+      </w:rPr>
+    </w:lvl>
+    <w:lvl w:ilvl="7" w:tentative="1">
+      <w:start w:val="1"/>
+      <w:numFmt w:val="bullet"/>
+      <w:lvlText w:val=""/>
+      <w:lvlJc w:val="left"/>
+      <w:pPr>
+        <w:tabs>
+          <w:tab w:val="num" w:pos="7200"/>
+        </w:tabs>
+        <w:ind w:left="7200" w:hanging="360"/>
+      </w:pPr>
+      <w:rPr>
+        <w:rFonts w:ascii="Wingdings" w:hAnsi="Wingdings" w:hint="default"/>
+        <w:sz w:val="20"/>
+      </w:rPr>
+    </w:lvl>
+    <w:lvl w:ilvl="8" w:tentative="1">
+      <w:start w:val="1"/>
+      <w:numFmt w:val="bullet"/>
+      <w:lvlText w:val=""/>
+      <w:lvlJc w:val="left"/>
+      <w:pPr>
+        <w:tabs>
+          <w:tab w:val="num" w:pos="7920"/>
+        </w:tabs>
+        <w:ind w:left="7920" w:hanging="360"/>
+      </w:pPr>
+      <w:rPr>
+        <w:rFonts w:ascii="Wingdings" w:hAnsi="Wingdings" w:hint="default"/>
+        <w:sz w:val="20"/>
+      </w:rPr>
+    </w:lvl>
+  </w:abstractNum>
+  <w:abstractNum w:abstractNumId="7" w15:restartNumberingAfterBreak="0">
     <w:nsid w:val="0A3412E8"/>
     <w:multiLevelType w:val="hybridMultilevel"/>
     <w:tmpl w:val="E09EB6BA"/>
@@ -1671,7 +3468,7 @@
       </w:pPr>
     </w:lvl>
   </w:abstractNum>
-  <w:abstractNum w:abstractNumId="7" w15:restartNumberingAfterBreak="0">
+  <w:abstractNum w:abstractNumId="8" w15:restartNumberingAfterBreak="0">
     <w:nsid w:val="0A8B19F7"/>
     <w:multiLevelType w:val="hybridMultilevel"/>
     <w:tmpl w:val="DA26A51A"/>
@@ -1762,7 +3559,7 @@
       </w:pPr>
     </w:lvl>
   </w:abstractNum>
-  <w:abstractNum w:abstractNumId="8" w15:restartNumberingAfterBreak="0">
+  <w:abstractNum w:abstractNumId="9" w15:restartNumberingAfterBreak="0">
     <w:nsid w:val="0CCF16D8"/>
     <w:multiLevelType w:val="hybridMultilevel"/>
     <w:tmpl w:val="44FC024A"/>
@@ -1875,7 +3672,7 @@
       </w:rPr>
     </w:lvl>
   </w:abstractNum>
-  <w:abstractNum w:abstractNumId="9" w15:restartNumberingAfterBreak="0">
+  <w:abstractNum w:abstractNumId="10" w15:restartNumberingAfterBreak="0">
     <w:nsid w:val="0F9C73E4"/>
     <w:multiLevelType w:val="hybridMultilevel"/>
     <w:tmpl w:val="A78E9722"/>
@@ -1961,7 +3758,7 @@
       </w:pPr>
     </w:lvl>
   </w:abstractNum>
-  <w:abstractNum w:abstractNumId="10" w15:restartNumberingAfterBreak="0">
+  <w:abstractNum w:abstractNumId="11" w15:restartNumberingAfterBreak="0">
     <w:nsid w:val="11010958"/>
     <w:multiLevelType w:val="hybridMultilevel"/>
     <w:tmpl w:val="B0924F5C"/>
@@ -2051,7 +3848,7 @@
       </w:pPr>
     </w:lvl>
   </w:abstractNum>
-  <w:abstractNum w:abstractNumId="11" w15:restartNumberingAfterBreak="0">
+  <w:abstractNum w:abstractNumId="12" w15:restartNumberingAfterBreak="0">
     <w:nsid w:val="12207739"/>
     <w:multiLevelType w:val="hybridMultilevel"/>
     <w:tmpl w:val="08982402"/>
@@ -2141,7 +3938,7 @@
       </w:pPr>
     </w:lvl>
   </w:abstractNum>
-  <w:abstractNum w:abstractNumId="12" w15:restartNumberingAfterBreak="0">
+  <w:abstractNum w:abstractNumId="13" w15:restartNumberingAfterBreak="0">
     <w:nsid w:val="14814D26"/>
     <w:multiLevelType w:val="hybridMultilevel"/>
     <w:tmpl w:val="DF3A57D2"/>
@@ -2254,7 +4051,7 @@
       </w:rPr>
     </w:lvl>
   </w:abstractNum>
-  <w:abstractNum w:abstractNumId="13" w15:restartNumberingAfterBreak="0">
+  <w:abstractNum w:abstractNumId="14" w15:restartNumberingAfterBreak="0">
     <w:nsid w:val="17974453"/>
     <w:multiLevelType w:val="hybridMultilevel"/>
     <w:tmpl w:val="57A81A84"/>
@@ -2347,7 +4144,7 @@
       </w:pPr>
     </w:lvl>
   </w:abstractNum>
-  <w:abstractNum w:abstractNumId="14" w15:restartNumberingAfterBreak="0">
+  <w:abstractNum w:abstractNumId="15" w15:restartNumberingAfterBreak="0">
     <w:nsid w:val="18E24D87"/>
     <w:multiLevelType w:val="multilevel"/>
     <w:tmpl w:val="D816716A"/>
@@ -2496,7 +4293,7 @@
       </w:rPr>
     </w:lvl>
   </w:abstractNum>
-  <w:abstractNum w:abstractNumId="15" w15:restartNumberingAfterBreak="0">
+  <w:abstractNum w:abstractNumId="16" w15:restartNumberingAfterBreak="0">
     <w:nsid w:val="1CED5BCB"/>
     <w:multiLevelType w:val="multilevel"/>
     <w:tmpl w:val="E1D2EC84"/>
@@ -2645,7 +4442,7 @@
       </w:rPr>
     </w:lvl>
   </w:abstractNum>
-  <w:abstractNum w:abstractNumId="16" w15:restartNumberingAfterBreak="0">
+  <w:abstractNum w:abstractNumId="17" w15:restartNumberingAfterBreak="0">
     <w:nsid w:val="296E0C18"/>
     <w:multiLevelType w:val="hybridMultilevel"/>
     <w:tmpl w:val="69A202FE"/>
@@ -2734,7 +4531,7 @@
       </w:pPr>
     </w:lvl>
   </w:abstractNum>
-  <w:abstractNum w:abstractNumId="17" w15:restartNumberingAfterBreak="0">
+  <w:abstractNum w:abstractNumId="18" w15:restartNumberingAfterBreak="0">
     <w:nsid w:val="2AD55D1C"/>
     <w:multiLevelType w:val="hybridMultilevel"/>
     <w:tmpl w:val="EB1C48E2"/>
@@ -2823,7 +4620,7 @@
       </w:pPr>
     </w:lvl>
   </w:abstractNum>
-  <w:abstractNum w:abstractNumId="18" w15:restartNumberingAfterBreak="0">
+  <w:abstractNum w:abstractNumId="19" w15:restartNumberingAfterBreak="0">
     <w:nsid w:val="2B7E3B49"/>
     <w:multiLevelType w:val="hybridMultilevel"/>
     <w:tmpl w:val="210C4904"/>
@@ -2909,7 +4706,7 @@
       </w:pPr>
     </w:lvl>
   </w:abstractNum>
-  <w:abstractNum w:abstractNumId="19" w15:restartNumberingAfterBreak="0">
+  <w:abstractNum w:abstractNumId="20" w15:restartNumberingAfterBreak="0">
     <w:nsid w:val="2B8429E7"/>
     <w:multiLevelType w:val="hybridMultilevel"/>
     <w:tmpl w:val="F44A7FBC"/>
@@ -3022,7 +4819,7 @@
       </w:rPr>
     </w:lvl>
   </w:abstractNum>
-  <w:abstractNum w:abstractNumId="20" w15:restartNumberingAfterBreak="0">
+  <w:abstractNum w:abstractNumId="21" w15:restartNumberingAfterBreak="0">
     <w:nsid w:val="2D3036DF"/>
     <w:multiLevelType w:val="hybridMultilevel"/>
     <w:tmpl w:val="88768576"/>
@@ -3135,7 +4932,7 @@
       </w:rPr>
     </w:lvl>
   </w:abstractNum>
-  <w:abstractNum w:abstractNumId="21" w15:restartNumberingAfterBreak="0">
+  <w:abstractNum w:abstractNumId="22" w15:restartNumberingAfterBreak="0">
     <w:nsid w:val="2D361CB5"/>
     <w:multiLevelType w:val="hybridMultilevel"/>
     <w:tmpl w:val="C94C1024"/>
@@ -3225,7 +5022,7 @@
       </w:pPr>
     </w:lvl>
   </w:abstractNum>
-  <w:abstractNum w:abstractNumId="22" w15:restartNumberingAfterBreak="0">
+  <w:abstractNum w:abstractNumId="23" w15:restartNumberingAfterBreak="0">
     <w:nsid w:val="2F2D16EF"/>
     <w:multiLevelType w:val="hybridMultilevel"/>
     <w:tmpl w:val="7124DD74"/>
@@ -3323,7 +5120,7 @@
       </w:pPr>
     </w:lvl>
   </w:abstractNum>
-  <w:abstractNum w:abstractNumId="23" w15:restartNumberingAfterBreak="0">
+  <w:abstractNum w:abstractNumId="24" w15:restartNumberingAfterBreak="0">
     <w:nsid w:val="32371EAD"/>
     <w:multiLevelType w:val="hybridMultilevel"/>
     <w:tmpl w:val="74DCB220"/>
@@ -3413,7 +5210,7 @@
       </w:pPr>
     </w:lvl>
   </w:abstractNum>
-  <w:abstractNum w:abstractNumId="24" w15:restartNumberingAfterBreak="0">
+  <w:abstractNum w:abstractNumId="25" w15:restartNumberingAfterBreak="0">
     <w:nsid w:val="3ACB3F68"/>
     <w:multiLevelType w:val="hybridMultilevel"/>
     <w:tmpl w:val="701AFB26"/>
@@ -3502,7 +5299,7 @@
       </w:pPr>
     </w:lvl>
   </w:abstractNum>
-  <w:abstractNum w:abstractNumId="25" w15:restartNumberingAfterBreak="0">
+  <w:abstractNum w:abstractNumId="26" w15:restartNumberingAfterBreak="0">
     <w:nsid w:val="3F737279"/>
     <w:multiLevelType w:val="hybridMultilevel"/>
     <w:tmpl w:val="DB665324"/>
@@ -3615,7 +5412,156 @@
       </w:rPr>
     </w:lvl>
   </w:abstractNum>
-  <w:abstractNum w:abstractNumId="26" w15:restartNumberingAfterBreak="0">
+  <w:abstractNum w:abstractNumId="27" w15:restartNumberingAfterBreak="0">
+    <w:nsid w:val="42840EA6"/>
+    <w:multiLevelType w:val="multilevel"/>
+    <w:tmpl w:val="708ABF64"/>
+    <w:lvl w:ilvl="0">
+      <w:start w:val="1"/>
+      <w:numFmt w:val="bullet"/>
+      <w:lvlText w:val=""/>
+      <w:lvlJc w:val="left"/>
+      <w:pPr>
+        <w:tabs>
+          <w:tab w:val="num" w:pos="1068"/>
+        </w:tabs>
+        <w:ind w:left="1068" w:hanging="360"/>
+      </w:pPr>
+      <w:rPr>
+        <w:rFonts w:ascii="Symbol" w:hAnsi="Symbol" w:hint="default"/>
+        <w:sz w:val="20"/>
+      </w:rPr>
+    </w:lvl>
+    <w:lvl w:ilvl="1" w:tentative="1">
+      <w:start w:val="1"/>
+      <w:numFmt w:val="bullet"/>
+      <w:lvlText w:val="o"/>
+      <w:lvlJc w:val="left"/>
+      <w:pPr>
+        <w:tabs>
+          <w:tab w:val="num" w:pos="1788"/>
+        </w:tabs>
+        <w:ind w:left="1788" w:hanging="360"/>
+      </w:pPr>
+      <w:rPr>
+        <w:rFonts w:ascii="Courier New" w:hAnsi="Courier New" w:hint="default"/>
+        <w:sz w:val="20"/>
+      </w:rPr>
+    </w:lvl>
+    <w:lvl w:ilvl="2" w:tentative="1">
+      <w:start w:val="1"/>
+      <w:numFmt w:val="bullet"/>
+      <w:lvlText w:val=""/>
+      <w:lvlJc w:val="left"/>
+      <w:pPr>
+        <w:tabs>
+          <w:tab w:val="num" w:pos="2508"/>
+        </w:tabs>
+        <w:ind w:left="2508" w:hanging="360"/>
+      </w:pPr>
+      <w:rPr>
+        <w:rFonts w:ascii="Wingdings" w:hAnsi="Wingdings" w:hint="default"/>
+        <w:sz w:val="20"/>
+      </w:rPr>
+    </w:lvl>
+    <w:lvl w:ilvl="3" w:tentative="1">
+      <w:start w:val="1"/>
+      <w:numFmt w:val="bullet"/>
+      <w:lvlText w:val=""/>
+      <w:lvlJc w:val="left"/>
+      <w:pPr>
+        <w:tabs>
+          <w:tab w:val="num" w:pos="3228"/>
+        </w:tabs>
+        <w:ind w:left="3228" w:hanging="360"/>
+      </w:pPr>
+      <w:rPr>
+        <w:rFonts w:ascii="Wingdings" w:hAnsi="Wingdings" w:hint="default"/>
+        <w:sz w:val="20"/>
+      </w:rPr>
+    </w:lvl>
+    <w:lvl w:ilvl="4" w:tentative="1">
+      <w:start w:val="1"/>
+      <w:numFmt w:val="bullet"/>
+      <w:lvlText w:val=""/>
+      <w:lvlJc w:val="left"/>
+      <w:pPr>
+        <w:tabs>
+          <w:tab w:val="num" w:pos="3948"/>
+        </w:tabs>
+        <w:ind w:left="3948" w:hanging="360"/>
+      </w:pPr>
+      <w:rPr>
+        <w:rFonts w:ascii="Wingdings" w:hAnsi="Wingdings" w:hint="default"/>
+        <w:sz w:val="20"/>
+      </w:rPr>
+    </w:lvl>
+    <w:lvl w:ilvl="5" w:tentative="1">
+      <w:start w:val="1"/>
+      <w:numFmt w:val="bullet"/>
+      <w:lvlText w:val=""/>
+      <w:lvlJc w:val="left"/>
+      <w:pPr>
+        <w:tabs>
+          <w:tab w:val="num" w:pos="4668"/>
+        </w:tabs>
+        <w:ind w:left="4668" w:hanging="360"/>
+      </w:pPr>
+      <w:rPr>
+        <w:rFonts w:ascii="Wingdings" w:hAnsi="Wingdings" w:hint="default"/>
+        <w:sz w:val="20"/>
+      </w:rPr>
+    </w:lvl>
+    <w:lvl w:ilvl="6" w:tentative="1">
+      <w:start w:val="1"/>
+      <w:numFmt w:val="bullet"/>
+      <w:lvlText w:val=""/>
+      <w:lvlJc w:val="left"/>
+      <w:pPr>
+        <w:tabs>
+          <w:tab w:val="num" w:pos="5388"/>
+        </w:tabs>
+        <w:ind w:left="5388" w:hanging="360"/>
+      </w:pPr>
+      <w:rPr>
+        <w:rFonts w:ascii="Wingdings" w:hAnsi="Wingdings" w:hint="default"/>
+        <w:sz w:val="20"/>
+      </w:rPr>
+    </w:lvl>
+    <w:lvl w:ilvl="7" w:tentative="1">
+      <w:start w:val="1"/>
+      <w:numFmt w:val="bullet"/>
+      <w:lvlText w:val=""/>
+      <w:lvlJc w:val="left"/>
+      <w:pPr>
+        <w:tabs>
+          <w:tab w:val="num" w:pos="6108"/>
+        </w:tabs>
+        <w:ind w:left="6108" w:hanging="360"/>
+      </w:pPr>
+      <w:rPr>
+        <w:rFonts w:ascii="Wingdings" w:hAnsi="Wingdings" w:hint="default"/>
+        <w:sz w:val="20"/>
+      </w:rPr>
+    </w:lvl>
+    <w:lvl w:ilvl="8" w:tentative="1">
+      <w:start w:val="1"/>
+      <w:numFmt w:val="bullet"/>
+      <w:lvlText w:val=""/>
+      <w:lvlJc w:val="left"/>
+      <w:pPr>
+        <w:tabs>
+          <w:tab w:val="num" w:pos="6828"/>
+        </w:tabs>
+        <w:ind w:left="6828" w:hanging="360"/>
+      </w:pPr>
+      <w:rPr>
+        <w:rFonts w:ascii="Wingdings" w:hAnsi="Wingdings" w:hint="default"/>
+        <w:sz w:val="20"/>
+      </w:rPr>
+    </w:lvl>
+  </w:abstractNum>
+  <w:abstractNum w:abstractNumId="28" w15:restartNumberingAfterBreak="0">
     <w:nsid w:val="47153995"/>
     <w:multiLevelType w:val="hybridMultilevel"/>
     <w:tmpl w:val="2DB4C40E"/>
@@ -3707,7 +5653,7 @@
       </w:pPr>
     </w:lvl>
   </w:abstractNum>
-  <w:abstractNum w:abstractNumId="27" w15:restartNumberingAfterBreak="0">
+  <w:abstractNum w:abstractNumId="29" w15:restartNumberingAfterBreak="0">
     <w:nsid w:val="489A7282"/>
     <w:multiLevelType w:val="hybridMultilevel"/>
     <w:tmpl w:val="B7445C96"/>
@@ -3796,7 +5742,7 @@
       </w:pPr>
     </w:lvl>
   </w:abstractNum>
-  <w:abstractNum w:abstractNumId="28" w15:restartNumberingAfterBreak="0">
+  <w:abstractNum w:abstractNumId="30" w15:restartNumberingAfterBreak="0">
     <w:nsid w:val="51A0351C"/>
     <w:multiLevelType w:val="hybridMultilevel"/>
     <w:tmpl w:val="A78E9722"/>
@@ -3882,7 +5828,7 @@
       </w:pPr>
     </w:lvl>
   </w:abstractNum>
-  <w:abstractNum w:abstractNumId="29" w15:restartNumberingAfterBreak="0">
+  <w:abstractNum w:abstractNumId="31" w15:restartNumberingAfterBreak="0">
     <w:nsid w:val="51C82341"/>
     <w:multiLevelType w:val="hybridMultilevel"/>
     <w:tmpl w:val="3BE4146A"/>
@@ -3968,7 +5914,7 @@
       </w:pPr>
     </w:lvl>
   </w:abstractNum>
-  <w:abstractNum w:abstractNumId="30" w15:restartNumberingAfterBreak="0">
+  <w:abstractNum w:abstractNumId="32" w15:restartNumberingAfterBreak="0">
     <w:nsid w:val="534D6BC4"/>
     <w:multiLevelType w:val="hybridMultilevel"/>
     <w:tmpl w:val="284E9532"/>
@@ -4057,7 +6003,7 @@
       </w:pPr>
     </w:lvl>
   </w:abstractNum>
-  <w:abstractNum w:abstractNumId="31" w15:restartNumberingAfterBreak="0">
+  <w:abstractNum w:abstractNumId="33" w15:restartNumberingAfterBreak="0">
     <w:nsid w:val="53786455"/>
     <w:multiLevelType w:val="hybridMultilevel"/>
     <w:tmpl w:val="74DCB220"/>
@@ -4147,7 +6093,7 @@
       </w:pPr>
     </w:lvl>
   </w:abstractNum>
-  <w:abstractNum w:abstractNumId="32" w15:restartNumberingAfterBreak="0">
+  <w:abstractNum w:abstractNumId="34" w15:restartNumberingAfterBreak="0">
     <w:nsid w:val="57E5359D"/>
     <w:multiLevelType w:val="hybridMultilevel"/>
     <w:tmpl w:val="5232C8F8"/>
@@ -4236,7 +6182,7 @@
       </w:pPr>
     </w:lvl>
   </w:abstractNum>
-  <w:abstractNum w:abstractNumId="33" w15:restartNumberingAfterBreak="0">
+  <w:abstractNum w:abstractNumId="35" w15:restartNumberingAfterBreak="0">
     <w:nsid w:val="59920EDF"/>
     <w:multiLevelType w:val="hybridMultilevel"/>
     <w:tmpl w:val="5F967876"/>
@@ -4328,7 +6274,7 @@
       </w:pPr>
     </w:lvl>
   </w:abstractNum>
-  <w:abstractNum w:abstractNumId="34" w15:restartNumberingAfterBreak="0">
+  <w:abstractNum w:abstractNumId="36" w15:restartNumberingAfterBreak="0">
     <w:nsid w:val="59DF198F"/>
     <w:multiLevelType w:val="hybridMultilevel"/>
     <w:tmpl w:val="27EE2964"/>
@@ -4419,7 +6365,7 @@
       </w:pPr>
     </w:lvl>
   </w:abstractNum>
-  <w:abstractNum w:abstractNumId="35" w15:restartNumberingAfterBreak="0">
+  <w:abstractNum w:abstractNumId="37" w15:restartNumberingAfterBreak="0">
     <w:nsid w:val="5A5A052C"/>
     <w:multiLevelType w:val="hybridMultilevel"/>
     <w:tmpl w:val="61C42B7E"/>
@@ -4508,7 +6454,7 @@
       </w:pPr>
     </w:lvl>
   </w:abstractNum>
-  <w:abstractNum w:abstractNumId="36" w15:restartNumberingAfterBreak="0">
+  <w:abstractNum w:abstractNumId="38" w15:restartNumberingAfterBreak="0">
     <w:nsid w:val="5CBE2FB3"/>
     <w:multiLevelType w:val="hybridMultilevel"/>
     <w:tmpl w:val="C37297DC"/>
@@ -4598,7 +6544,7 @@
       </w:pPr>
     </w:lvl>
   </w:abstractNum>
-  <w:abstractNum w:abstractNumId="37" w15:restartNumberingAfterBreak="0">
+  <w:abstractNum w:abstractNumId="39" w15:restartNumberingAfterBreak="0">
     <w:nsid w:val="5DCA51B1"/>
     <w:multiLevelType w:val="hybridMultilevel"/>
     <w:tmpl w:val="6516765A"/>
@@ -4684,7 +6630,7 @@
       </w:pPr>
     </w:lvl>
   </w:abstractNum>
-  <w:abstractNum w:abstractNumId="38" w15:restartNumberingAfterBreak="0">
+  <w:abstractNum w:abstractNumId="40" w15:restartNumberingAfterBreak="0">
     <w:nsid w:val="5FC24DC3"/>
     <w:multiLevelType w:val="hybridMultilevel"/>
     <w:tmpl w:val="2D546EDC"/>
@@ -4777,7 +6723,7 @@
       </w:pPr>
     </w:lvl>
   </w:abstractNum>
-  <w:abstractNum w:abstractNumId="39" w15:restartNumberingAfterBreak="0">
+  <w:abstractNum w:abstractNumId="41" w15:restartNumberingAfterBreak="0">
     <w:nsid w:val="60432AAD"/>
     <w:multiLevelType w:val="hybridMultilevel"/>
     <w:tmpl w:val="9620EF0C"/>
@@ -4890,7 +6836,117 @@
       </w:rPr>
     </w:lvl>
   </w:abstractNum>
-  <w:abstractNum w:abstractNumId="40" w15:restartNumberingAfterBreak="0">
+  <w:abstractNum w:abstractNumId="42" w15:restartNumberingAfterBreak="0">
+    <w:nsid w:val="66616F3C"/>
+    <w:multiLevelType w:val="hybridMultilevel"/>
+    <w:tmpl w:val="C1E2B07A"/>
+    <w:lvl w:ilvl="0" w:tplc="04160001">
+      <w:start w:val="1"/>
+      <w:numFmt w:val="bullet"/>
+      <w:lvlText w:val=""/>
+      <w:lvlJc w:val="left"/>
+      <w:pPr>
+        <w:ind w:left="720" w:hanging="360"/>
+      </w:pPr>
+      <w:rPr>
+        <w:rFonts w:ascii="Symbol" w:hAnsi="Symbol" w:hint="default"/>
+      </w:rPr>
+    </w:lvl>
+    <w:lvl w:ilvl="1" w:tplc="0416000F">
+      <w:start w:val="1"/>
+      <w:numFmt w:val="decimal"/>
+      <w:lvlText w:val="%2."/>
+      <w:lvlJc w:val="left"/>
+      <w:pPr>
+        <w:ind w:left="1440" w:hanging="360"/>
+      </w:pPr>
+    </w:lvl>
+    <w:lvl w:ilvl="2" w:tplc="04160005">
+      <w:start w:val="1"/>
+      <w:numFmt w:val="bullet"/>
+      <w:lvlText w:val=""/>
+      <w:lvlJc w:val="left"/>
+      <w:pPr>
+        <w:ind w:left="2160" w:hanging="360"/>
+      </w:pPr>
+      <w:rPr>
+        <w:rFonts w:ascii="Wingdings" w:hAnsi="Wingdings" w:hint="default"/>
+      </w:rPr>
+    </w:lvl>
+    <w:lvl w:ilvl="3" w:tplc="04160001" w:tentative="1">
+      <w:start w:val="1"/>
+      <w:numFmt w:val="bullet"/>
+      <w:lvlText w:val=""/>
+      <w:lvlJc w:val="left"/>
+      <w:pPr>
+        <w:ind w:left="2880" w:hanging="360"/>
+      </w:pPr>
+      <w:rPr>
+        <w:rFonts w:ascii="Symbol" w:hAnsi="Symbol" w:hint="default"/>
+      </w:rPr>
+    </w:lvl>
+    <w:lvl w:ilvl="4" w:tplc="04160003" w:tentative="1">
+      <w:start w:val="1"/>
+      <w:numFmt w:val="bullet"/>
+      <w:lvlText w:val="o"/>
+      <w:lvlJc w:val="left"/>
+      <w:pPr>
+        <w:ind w:left="3600" w:hanging="360"/>
+      </w:pPr>
+      <w:rPr>
+        <w:rFonts w:ascii="Courier New" w:hAnsi="Courier New" w:cs="Courier New" w:hint="default"/>
+      </w:rPr>
+    </w:lvl>
+    <w:lvl w:ilvl="5" w:tplc="04160005" w:tentative="1">
+      <w:start w:val="1"/>
+      <w:numFmt w:val="bullet"/>
+      <w:lvlText w:val=""/>
+      <w:lvlJc w:val="left"/>
+      <w:pPr>
+        <w:ind w:left="4320" w:hanging="360"/>
+      </w:pPr>
+      <w:rPr>
+        <w:rFonts w:ascii="Wingdings" w:hAnsi="Wingdings" w:hint="default"/>
+      </w:rPr>
+    </w:lvl>
+    <w:lvl w:ilvl="6" w:tplc="04160001" w:tentative="1">
+      <w:start w:val="1"/>
+      <w:numFmt w:val="bullet"/>
+      <w:lvlText w:val=""/>
+      <w:lvlJc w:val="left"/>
+      <w:pPr>
+        <w:ind w:left="5040" w:hanging="360"/>
+      </w:pPr>
+      <w:rPr>
+        <w:rFonts w:ascii="Symbol" w:hAnsi="Symbol" w:hint="default"/>
+      </w:rPr>
+    </w:lvl>
+    <w:lvl w:ilvl="7" w:tplc="04160003" w:tentative="1">
+      <w:start w:val="1"/>
+      <w:numFmt w:val="bullet"/>
+      <w:lvlText w:val="o"/>
+      <w:lvlJc w:val="left"/>
+      <w:pPr>
+        <w:ind w:left="5760" w:hanging="360"/>
+      </w:pPr>
+      <w:rPr>
+        <w:rFonts w:ascii="Courier New" w:hAnsi="Courier New" w:cs="Courier New" w:hint="default"/>
+      </w:rPr>
+    </w:lvl>
+    <w:lvl w:ilvl="8" w:tplc="04160005" w:tentative="1">
+      <w:start w:val="1"/>
+      <w:numFmt w:val="bullet"/>
+      <w:lvlText w:val=""/>
+      <w:lvlJc w:val="left"/>
+      <w:pPr>
+        <w:ind w:left="6480" w:hanging="360"/>
+      </w:pPr>
+      <w:rPr>
+        <w:rFonts w:ascii="Wingdings" w:hAnsi="Wingdings" w:hint="default"/>
+      </w:rPr>
+    </w:lvl>
+  </w:abstractNum>
+  <w:abstractNum w:abstractNumId="43" w15:restartNumberingAfterBreak="0">
     <w:nsid w:val="692C131B"/>
     <w:multiLevelType w:val="hybridMultilevel"/>
     <w:tmpl w:val="1AD6D07C"/>
@@ -4982,7 +7038,7 @@
       </w:pPr>
     </w:lvl>
   </w:abstractNum>
-  <w:abstractNum w:abstractNumId="41" w15:restartNumberingAfterBreak="0">
+  <w:abstractNum w:abstractNumId="44" w15:restartNumberingAfterBreak="0">
     <w:nsid w:val="6AF15B18"/>
     <w:multiLevelType w:val="hybridMultilevel"/>
     <w:tmpl w:val="E8B88814"/>
@@ -5068,7 +7124,7 @@
       </w:pPr>
     </w:lvl>
   </w:abstractNum>
-  <w:abstractNum w:abstractNumId="42" w15:restartNumberingAfterBreak="0">
+  <w:abstractNum w:abstractNumId="45" w15:restartNumberingAfterBreak="0">
     <w:nsid w:val="6CC22D6F"/>
     <w:multiLevelType w:val="hybridMultilevel"/>
     <w:tmpl w:val="51989A1A"/>
@@ -5164,7 +7220,156 @@
       </w:pPr>
     </w:lvl>
   </w:abstractNum>
-  <w:abstractNum w:abstractNumId="43" w15:restartNumberingAfterBreak="0">
+  <w:abstractNum w:abstractNumId="46" w15:restartNumberingAfterBreak="0">
+    <w:nsid w:val="70EA0D11"/>
+    <w:multiLevelType w:val="multilevel"/>
+    <w:tmpl w:val="E116B7FC"/>
+    <w:lvl w:ilvl="0">
+      <w:start w:val="1"/>
+      <w:numFmt w:val="bullet"/>
+      <w:lvlText w:val="o"/>
+      <w:lvlJc w:val="left"/>
+      <w:pPr>
+        <w:tabs>
+          <w:tab w:val="num" w:pos="1068"/>
+        </w:tabs>
+        <w:ind w:left="1068" w:hanging="360"/>
+      </w:pPr>
+      <w:rPr>
+        <w:rFonts w:ascii="Courier New" w:hAnsi="Courier New" w:cs="Courier New" w:hint="default"/>
+        <w:sz w:val="20"/>
+      </w:rPr>
+    </w:lvl>
+    <w:lvl w:ilvl="1" w:tentative="1">
+      <w:start w:val="1"/>
+      <w:numFmt w:val="bullet"/>
+      <w:lvlText w:val="o"/>
+      <w:lvlJc w:val="left"/>
+      <w:pPr>
+        <w:tabs>
+          <w:tab w:val="num" w:pos="1788"/>
+        </w:tabs>
+        <w:ind w:left="1788" w:hanging="360"/>
+      </w:pPr>
+      <w:rPr>
+        <w:rFonts w:ascii="Courier New" w:hAnsi="Courier New" w:hint="default"/>
+        <w:sz w:val="20"/>
+      </w:rPr>
+    </w:lvl>
+    <w:lvl w:ilvl="2" w:tentative="1">
+      <w:start w:val="1"/>
+      <w:numFmt w:val="bullet"/>
+      <w:lvlText w:val=""/>
+      <w:lvlJc w:val="left"/>
+      <w:pPr>
+        <w:tabs>
+          <w:tab w:val="num" w:pos="2508"/>
+        </w:tabs>
+        <w:ind w:left="2508" w:hanging="360"/>
+      </w:pPr>
+      <w:rPr>
+        <w:rFonts w:ascii="Wingdings" w:hAnsi="Wingdings" w:hint="default"/>
+        <w:sz w:val="20"/>
+      </w:rPr>
+    </w:lvl>
+    <w:lvl w:ilvl="3" w:tentative="1">
+      <w:start w:val="1"/>
+      <w:numFmt w:val="bullet"/>
+      <w:lvlText w:val=""/>
+      <w:lvlJc w:val="left"/>
+      <w:pPr>
+        <w:tabs>
+          <w:tab w:val="num" w:pos="3228"/>
+        </w:tabs>
+        <w:ind w:left="3228" w:hanging="360"/>
+      </w:pPr>
+      <w:rPr>
+        <w:rFonts w:ascii="Wingdings" w:hAnsi="Wingdings" w:hint="default"/>
+        <w:sz w:val="20"/>
+      </w:rPr>
+    </w:lvl>
+    <w:lvl w:ilvl="4" w:tentative="1">
+      <w:start w:val="1"/>
+      <w:numFmt w:val="bullet"/>
+      <w:lvlText w:val=""/>
+      <w:lvlJc w:val="left"/>
+      <w:pPr>
+        <w:tabs>
+          <w:tab w:val="num" w:pos="3948"/>
+        </w:tabs>
+        <w:ind w:left="3948" w:hanging="360"/>
+      </w:pPr>
+      <w:rPr>
+        <w:rFonts w:ascii="Wingdings" w:hAnsi="Wingdings" w:hint="default"/>
+        <w:sz w:val="20"/>
+      </w:rPr>
+    </w:lvl>
+    <w:lvl w:ilvl="5" w:tentative="1">
+      <w:start w:val="1"/>
+      <w:numFmt w:val="bullet"/>
+      <w:lvlText w:val=""/>
+      <w:lvlJc w:val="left"/>
+      <w:pPr>
+        <w:tabs>
+          <w:tab w:val="num" w:pos="4668"/>
+        </w:tabs>
+        <w:ind w:left="4668" w:hanging="360"/>
+      </w:pPr>
+      <w:rPr>
+        <w:rFonts w:ascii="Wingdings" w:hAnsi="Wingdings" w:hint="default"/>
+        <w:sz w:val="20"/>
+      </w:rPr>
+    </w:lvl>
+    <w:lvl w:ilvl="6" w:tentative="1">
+      <w:start w:val="1"/>
+      <w:numFmt w:val="bullet"/>
+      <w:lvlText w:val=""/>
+      <w:lvlJc w:val="left"/>
+      <w:pPr>
+        <w:tabs>
+          <w:tab w:val="num" w:pos="5388"/>
+        </w:tabs>
+        <w:ind w:left="5388" w:hanging="360"/>
+      </w:pPr>
+      <w:rPr>
+        <w:rFonts w:ascii="Wingdings" w:hAnsi="Wingdings" w:hint="default"/>
+        <w:sz w:val="20"/>
+      </w:rPr>
+    </w:lvl>
+    <w:lvl w:ilvl="7" w:tentative="1">
+      <w:start w:val="1"/>
+      <w:numFmt w:val="bullet"/>
+      <w:lvlText w:val=""/>
+      <w:lvlJc w:val="left"/>
+      <w:pPr>
+        <w:tabs>
+          <w:tab w:val="num" w:pos="6108"/>
+        </w:tabs>
+        <w:ind w:left="6108" w:hanging="360"/>
+      </w:pPr>
+      <w:rPr>
+        <w:rFonts w:ascii="Wingdings" w:hAnsi="Wingdings" w:hint="default"/>
+        <w:sz w:val="20"/>
+      </w:rPr>
+    </w:lvl>
+    <w:lvl w:ilvl="8" w:tentative="1">
+      <w:start w:val="1"/>
+      <w:numFmt w:val="bullet"/>
+      <w:lvlText w:val=""/>
+      <w:lvlJc w:val="left"/>
+      <w:pPr>
+        <w:tabs>
+          <w:tab w:val="num" w:pos="6828"/>
+        </w:tabs>
+        <w:ind w:left="6828" w:hanging="360"/>
+      </w:pPr>
+      <w:rPr>
+        <w:rFonts w:ascii="Wingdings" w:hAnsi="Wingdings" w:hint="default"/>
+        <w:sz w:val="20"/>
+      </w:rPr>
+    </w:lvl>
+  </w:abstractNum>
+  <w:abstractNum w:abstractNumId="47" w15:restartNumberingAfterBreak="0">
     <w:nsid w:val="73666940"/>
     <w:multiLevelType w:val="hybridMultilevel"/>
     <w:tmpl w:val="F76686EA"/>
@@ -5253,7 +7458,7 @@
       </w:pPr>
     </w:lvl>
   </w:abstractNum>
-  <w:abstractNum w:abstractNumId="44" w15:restartNumberingAfterBreak="0">
+  <w:abstractNum w:abstractNumId="48" w15:restartNumberingAfterBreak="0">
     <w:nsid w:val="76A15BA7"/>
     <w:multiLevelType w:val="hybridMultilevel"/>
     <w:tmpl w:val="A78E9722"/>
@@ -5339,7 +7544,7 @@
       </w:pPr>
     </w:lvl>
   </w:abstractNum>
-  <w:abstractNum w:abstractNumId="45" w15:restartNumberingAfterBreak="0">
+  <w:abstractNum w:abstractNumId="49" w15:restartNumberingAfterBreak="0">
     <w:nsid w:val="774D1631"/>
     <w:multiLevelType w:val="hybridMultilevel"/>
     <w:tmpl w:val="849263F4"/>
@@ -5452,7 +7657,7 @@
       </w:rPr>
     </w:lvl>
   </w:abstractNum>
-  <w:abstractNum w:abstractNumId="46" w15:restartNumberingAfterBreak="0">
+  <w:abstractNum w:abstractNumId="50" w15:restartNumberingAfterBreak="0">
     <w:nsid w:val="79243C53"/>
     <w:multiLevelType w:val="hybridMultilevel"/>
     <w:tmpl w:val="D7E29A86"/>
@@ -5542,7 +7747,7 @@
       </w:pPr>
     </w:lvl>
   </w:abstractNum>
-  <w:abstractNum w:abstractNumId="47" w15:restartNumberingAfterBreak="0">
+  <w:abstractNum w:abstractNumId="51" w15:restartNumberingAfterBreak="0">
     <w:nsid w:val="7B39067E"/>
     <w:multiLevelType w:val="hybridMultilevel"/>
     <w:tmpl w:val="5E3EF6F8"/>
@@ -5655,7 +7860,7 @@
       </w:rPr>
     </w:lvl>
   </w:abstractNum>
-  <w:abstractNum w:abstractNumId="48" w15:restartNumberingAfterBreak="0">
+  <w:abstractNum w:abstractNumId="52" w15:restartNumberingAfterBreak="0">
     <w:nsid w:val="7DBA212E"/>
     <w:multiLevelType w:val="hybridMultilevel"/>
     <w:tmpl w:val="240C4BE2"/>
@@ -5741,7 +7946,7 @@
       </w:pPr>
     </w:lvl>
   </w:abstractNum>
-  <w:abstractNum w:abstractNumId="49" w15:restartNumberingAfterBreak="0">
+  <w:abstractNum w:abstractNumId="53" w15:restartNumberingAfterBreak="0">
     <w:nsid w:val="7F9C5156"/>
     <w:multiLevelType w:val="hybridMultilevel"/>
     <w:tmpl w:val="3B64C7B2"/>
@@ -5848,6 +8053,119 @@
       <w:lvlJc w:val="left"/>
       <w:pPr>
         <w:ind w:left="6828" w:hanging="360"/>
+      </w:pPr>
+      <w:rPr>
+        <w:rFonts w:ascii="Wingdings" w:hAnsi="Wingdings" w:hint="default"/>
+      </w:rPr>
+    </w:lvl>
+  </w:abstractNum>
+  <w:abstractNum w:abstractNumId="54" w15:restartNumberingAfterBreak="0">
+    <w:nsid w:val="7FB62F75"/>
+    <w:multiLevelType w:val="hybridMultilevel"/>
+    <w:tmpl w:val="8D34A63C"/>
+    <w:lvl w:ilvl="0" w:tplc="04160003">
+      <w:start w:val="1"/>
+      <w:numFmt w:val="bullet"/>
+      <w:lvlText w:val="o"/>
+      <w:lvlJc w:val="left"/>
+      <w:pPr>
+        <w:ind w:left="1440" w:hanging="360"/>
+      </w:pPr>
+      <w:rPr>
+        <w:rFonts w:ascii="Courier New" w:hAnsi="Courier New" w:cs="Courier New" w:hint="default"/>
+      </w:rPr>
+    </w:lvl>
+    <w:lvl w:ilvl="1" w:tplc="04160003" w:tentative="1">
+      <w:start w:val="1"/>
+      <w:numFmt w:val="bullet"/>
+      <w:lvlText w:val="o"/>
+      <w:lvlJc w:val="left"/>
+      <w:pPr>
+        <w:ind w:left="2160" w:hanging="360"/>
+      </w:pPr>
+      <w:rPr>
+        <w:rFonts w:ascii="Courier New" w:hAnsi="Courier New" w:cs="Courier New" w:hint="default"/>
+      </w:rPr>
+    </w:lvl>
+    <w:lvl w:ilvl="2" w:tplc="04160005" w:tentative="1">
+      <w:start w:val="1"/>
+      <w:numFmt w:val="bullet"/>
+      <w:lvlText w:val=""/>
+      <w:lvlJc w:val="left"/>
+      <w:pPr>
+        <w:ind w:left="2880" w:hanging="360"/>
+      </w:pPr>
+      <w:rPr>
+        <w:rFonts w:ascii="Wingdings" w:hAnsi="Wingdings" w:hint="default"/>
+      </w:rPr>
+    </w:lvl>
+    <w:lvl w:ilvl="3" w:tplc="04160001" w:tentative="1">
+      <w:start w:val="1"/>
+      <w:numFmt w:val="bullet"/>
+      <w:lvlText w:val=""/>
+      <w:lvlJc w:val="left"/>
+      <w:pPr>
+        <w:ind w:left="3600" w:hanging="360"/>
+      </w:pPr>
+      <w:rPr>
+        <w:rFonts w:ascii="Symbol" w:hAnsi="Symbol" w:hint="default"/>
+      </w:rPr>
+    </w:lvl>
+    <w:lvl w:ilvl="4" w:tplc="04160003" w:tentative="1">
+      <w:start w:val="1"/>
+      <w:numFmt w:val="bullet"/>
+      <w:lvlText w:val="o"/>
+      <w:lvlJc w:val="left"/>
+      <w:pPr>
+        <w:ind w:left="4320" w:hanging="360"/>
+      </w:pPr>
+      <w:rPr>
+        <w:rFonts w:ascii="Courier New" w:hAnsi="Courier New" w:cs="Courier New" w:hint="default"/>
+      </w:rPr>
+    </w:lvl>
+    <w:lvl w:ilvl="5" w:tplc="04160005" w:tentative="1">
+      <w:start w:val="1"/>
+      <w:numFmt w:val="bullet"/>
+      <w:lvlText w:val=""/>
+      <w:lvlJc w:val="left"/>
+      <w:pPr>
+        <w:ind w:left="5040" w:hanging="360"/>
+      </w:pPr>
+      <w:rPr>
+        <w:rFonts w:ascii="Wingdings" w:hAnsi="Wingdings" w:hint="default"/>
+      </w:rPr>
+    </w:lvl>
+    <w:lvl w:ilvl="6" w:tplc="04160001" w:tentative="1">
+      <w:start w:val="1"/>
+      <w:numFmt w:val="bullet"/>
+      <w:lvlText w:val=""/>
+      <w:lvlJc w:val="left"/>
+      <w:pPr>
+        <w:ind w:left="5760" w:hanging="360"/>
+      </w:pPr>
+      <w:rPr>
+        <w:rFonts w:ascii="Symbol" w:hAnsi="Symbol" w:hint="default"/>
+      </w:rPr>
+    </w:lvl>
+    <w:lvl w:ilvl="7" w:tplc="04160003" w:tentative="1">
+      <w:start w:val="1"/>
+      <w:numFmt w:val="bullet"/>
+      <w:lvlText w:val="o"/>
+      <w:lvlJc w:val="left"/>
+      <w:pPr>
+        <w:ind w:left="6480" w:hanging="360"/>
+      </w:pPr>
+      <w:rPr>
+        <w:rFonts w:ascii="Courier New" w:hAnsi="Courier New" w:cs="Courier New" w:hint="default"/>
+      </w:rPr>
+    </w:lvl>
+    <w:lvl w:ilvl="8" w:tplc="04160005" w:tentative="1">
+      <w:start w:val="1"/>
+      <w:numFmt w:val="bullet"/>
+      <w:lvlText w:val=""/>
+      <w:lvlJc w:val="left"/>
+      <w:pPr>
+        <w:ind w:left="7200" w:hanging="360"/>
       </w:pPr>
       <w:rPr>
         <w:rFonts w:ascii="Wingdings" w:hAnsi="Wingdings" w:hint="default"/>
@@ -5858,151 +8176,166 @@
     <w:abstractNumId w:val="5"/>
   </w:num>
   <w:num w:numId="2" w16cid:durableId="100145760">
-    <w:abstractNumId w:val="32"/>
+    <w:abstractNumId w:val="34"/>
   </w:num>
   <w:num w:numId="3" w16cid:durableId="1489010432">
-    <w:abstractNumId w:val="22"/>
+    <w:abstractNumId w:val="23"/>
   </w:num>
   <w:num w:numId="4" w16cid:durableId="460928009">
     <w:abstractNumId w:val="2"/>
   </w:num>
   <w:num w:numId="5" w16cid:durableId="1539581692">
+    <w:abstractNumId w:val="51"/>
+  </w:num>
+  <w:num w:numId="6" w16cid:durableId="1239025096">
+    <w:abstractNumId w:val="21"/>
+  </w:num>
+  <w:num w:numId="7" w16cid:durableId="416445307">
+    <w:abstractNumId w:val="24"/>
+  </w:num>
+  <w:num w:numId="8" w16cid:durableId="1321731101">
+    <w:abstractNumId w:val="53"/>
+  </w:num>
+  <w:num w:numId="9" w16cid:durableId="66078714">
+    <w:abstractNumId w:val="33"/>
+  </w:num>
+  <w:num w:numId="10" w16cid:durableId="380717123">
+    <w:abstractNumId w:val="38"/>
+  </w:num>
+  <w:num w:numId="11" w16cid:durableId="1064839440">
+    <w:abstractNumId w:val="50"/>
+  </w:num>
+  <w:num w:numId="12" w16cid:durableId="67190435">
+    <w:abstractNumId w:val="40"/>
+  </w:num>
+  <w:num w:numId="13" w16cid:durableId="1289506586">
+    <w:abstractNumId w:val="12"/>
+  </w:num>
+  <w:num w:numId="14" w16cid:durableId="627129741">
+    <w:abstractNumId w:val="17"/>
+  </w:num>
+  <w:num w:numId="15" w16cid:durableId="456065696">
+    <w:abstractNumId w:val="7"/>
+  </w:num>
+  <w:num w:numId="16" w16cid:durableId="1233081552">
+    <w:abstractNumId w:val="14"/>
+  </w:num>
+  <w:num w:numId="17" w16cid:durableId="488600796">
+    <w:abstractNumId w:val="18"/>
+  </w:num>
+  <w:num w:numId="18" w16cid:durableId="1459713862">
+    <w:abstractNumId w:val="35"/>
+  </w:num>
+  <w:num w:numId="19" w16cid:durableId="393050101">
+    <w:abstractNumId w:val="22"/>
+  </w:num>
+  <w:num w:numId="20" w16cid:durableId="327370091">
+    <w:abstractNumId w:val="43"/>
+  </w:num>
+  <w:num w:numId="21" w16cid:durableId="775951634">
+    <w:abstractNumId w:val="28"/>
+  </w:num>
+  <w:num w:numId="22" w16cid:durableId="1329094269">
+    <w:abstractNumId w:val="45"/>
+  </w:num>
+  <w:num w:numId="23" w16cid:durableId="2041317528">
+    <w:abstractNumId w:val="11"/>
+  </w:num>
+  <w:num w:numId="24" w16cid:durableId="565990679">
+    <w:abstractNumId w:val="36"/>
+  </w:num>
+  <w:num w:numId="25" w16cid:durableId="1509977659">
+    <w:abstractNumId w:val="41"/>
+  </w:num>
+  <w:num w:numId="26" w16cid:durableId="1378311512">
+    <w:abstractNumId w:val="37"/>
+  </w:num>
+  <w:num w:numId="27" w16cid:durableId="1341666356">
+    <w:abstractNumId w:val="32"/>
+  </w:num>
+  <w:num w:numId="28" w16cid:durableId="1477146759">
     <w:abstractNumId w:val="47"/>
   </w:num>
-  <w:num w:numId="6" w16cid:durableId="1239025096">
-    <w:abstractNumId w:val="20"/>
+  <w:num w:numId="29" w16cid:durableId="243028563">
+    <w:abstractNumId w:val="25"/>
   </w:num>
-  <w:num w:numId="7" w16cid:durableId="416445307">
-    <w:abstractNumId w:val="23"/>
-  </w:num>
-  <w:num w:numId="8" w16cid:durableId="1321731101">
-    <w:abstractNumId w:val="49"/>
-  </w:num>
-  <w:num w:numId="9" w16cid:durableId="66078714">
+  <w:num w:numId="30" w16cid:durableId="1373308210">
     <w:abstractNumId w:val="31"/>
   </w:num>
-  <w:num w:numId="10" w16cid:durableId="380717123">
-    <w:abstractNumId w:val="36"/>
-  </w:num>
-  <w:num w:numId="11" w16cid:durableId="1064839440">
-    <w:abstractNumId w:val="46"/>
-  </w:num>
-  <w:num w:numId="12" w16cid:durableId="67190435">
-    <w:abstractNumId w:val="38"/>
-  </w:num>
-  <w:num w:numId="13" w16cid:durableId="1289506586">
-    <w:abstractNumId w:val="11"/>
-  </w:num>
-  <w:num w:numId="14" w16cid:durableId="627129741">
-    <w:abstractNumId w:val="16"/>
-  </w:num>
-  <w:num w:numId="15" w16cid:durableId="456065696">
-    <w:abstractNumId w:val="6"/>
-  </w:num>
-  <w:num w:numId="16" w16cid:durableId="1233081552">
-    <w:abstractNumId w:val="13"/>
-  </w:num>
-  <w:num w:numId="17" w16cid:durableId="488600796">
-    <w:abstractNumId w:val="17"/>
-  </w:num>
-  <w:num w:numId="18" w16cid:durableId="1459713862">
-    <w:abstractNumId w:val="33"/>
-  </w:num>
-  <w:num w:numId="19" w16cid:durableId="393050101">
-    <w:abstractNumId w:val="21"/>
-  </w:num>
-  <w:num w:numId="20" w16cid:durableId="327370091">
-    <w:abstractNumId w:val="40"/>
-  </w:num>
-  <w:num w:numId="21" w16cid:durableId="775951634">
-    <w:abstractNumId w:val="26"/>
-  </w:num>
-  <w:num w:numId="22" w16cid:durableId="1329094269">
-    <w:abstractNumId w:val="42"/>
-  </w:num>
-  <w:num w:numId="23" w16cid:durableId="2041317528">
-    <w:abstractNumId w:val="10"/>
-  </w:num>
-  <w:num w:numId="24" w16cid:durableId="565990679">
-    <w:abstractNumId w:val="34"/>
-  </w:num>
-  <w:num w:numId="25" w16cid:durableId="1509977659">
-    <w:abstractNumId w:val="39"/>
-  </w:num>
-  <w:num w:numId="26" w16cid:durableId="1378311512">
-    <w:abstractNumId w:val="35"/>
-  </w:num>
-  <w:num w:numId="27" w16cid:durableId="1341666356">
-    <w:abstractNumId w:val="30"/>
-  </w:num>
-  <w:num w:numId="28" w16cid:durableId="1477146759">
-    <w:abstractNumId w:val="43"/>
-  </w:num>
-  <w:num w:numId="29" w16cid:durableId="243028563">
-    <w:abstractNumId w:val="24"/>
-  </w:num>
-  <w:num w:numId="30" w16cid:durableId="1373308210">
-    <w:abstractNumId w:val="29"/>
-  </w:num>
   <w:num w:numId="31" w16cid:durableId="1920165070">
-    <w:abstractNumId w:val="18"/>
+    <w:abstractNumId w:val="19"/>
   </w:num>
   <w:num w:numId="32" w16cid:durableId="1043097250">
-    <w:abstractNumId w:val="7"/>
+    <w:abstractNumId w:val="8"/>
   </w:num>
   <w:num w:numId="33" w16cid:durableId="95104399">
     <w:abstractNumId w:val="1"/>
   </w:num>
   <w:num w:numId="34" w16cid:durableId="190535122">
-    <w:abstractNumId w:val="37"/>
+    <w:abstractNumId w:val="39"/>
   </w:num>
   <w:num w:numId="35" w16cid:durableId="767459096">
-    <w:abstractNumId w:val="41"/>
+    <w:abstractNumId w:val="44"/>
   </w:num>
   <w:num w:numId="36" w16cid:durableId="2056926106">
-    <w:abstractNumId w:val="44"/>
+    <w:abstractNumId w:val="48"/>
   </w:num>
   <w:num w:numId="37" w16cid:durableId="760688090">
     <w:abstractNumId w:val="0"/>
   </w:num>
   <w:num w:numId="38" w16cid:durableId="651787570">
-    <w:abstractNumId w:val="25"/>
+    <w:abstractNumId w:val="26"/>
   </w:num>
   <w:num w:numId="39" w16cid:durableId="783236635">
-    <w:abstractNumId w:val="19"/>
+    <w:abstractNumId w:val="20"/>
   </w:num>
   <w:num w:numId="40" w16cid:durableId="863320604">
-    <w:abstractNumId w:val="48"/>
+    <w:abstractNumId w:val="52"/>
   </w:num>
   <w:num w:numId="41" w16cid:durableId="2044137278">
-    <w:abstractNumId w:val="28"/>
+    <w:abstractNumId w:val="30"/>
   </w:num>
   <w:num w:numId="42" w16cid:durableId="1658849685">
-    <w:abstractNumId w:val="27"/>
+    <w:abstractNumId w:val="29"/>
   </w:num>
   <w:num w:numId="43" w16cid:durableId="2124381523">
-    <w:abstractNumId w:val="9"/>
+    <w:abstractNumId w:val="10"/>
   </w:num>
   <w:num w:numId="44" w16cid:durableId="940262348">
-    <w:abstractNumId w:val="14"/>
+    <w:abstractNumId w:val="15"/>
   </w:num>
   <w:num w:numId="45" w16cid:durableId="1924993514">
-    <w:abstractNumId w:val="15"/>
+    <w:abstractNumId w:val="16"/>
   </w:num>
   <w:num w:numId="46" w16cid:durableId="1171875743">
     <w:abstractNumId w:val="3"/>
   </w:num>
   <w:num w:numId="47" w16cid:durableId="1054816570">
-    <w:abstractNumId w:val="12"/>
+    <w:abstractNumId w:val="13"/>
   </w:num>
   <w:num w:numId="48" w16cid:durableId="65299395">
-    <w:abstractNumId w:val="8"/>
+    <w:abstractNumId w:val="9"/>
   </w:num>
   <w:num w:numId="49" w16cid:durableId="838345032">
     <w:abstractNumId w:val="4"/>
   </w:num>
   <w:num w:numId="50" w16cid:durableId="1925414556">
-    <w:abstractNumId w:val="45"/>
+    <w:abstractNumId w:val="49"/>
+  </w:num>
+  <w:num w:numId="51" w16cid:durableId="452138981">
+    <w:abstractNumId w:val="42"/>
+  </w:num>
+  <w:num w:numId="52" w16cid:durableId="1753308735">
+    <w:abstractNumId w:val="27"/>
+  </w:num>
+  <w:num w:numId="53" w16cid:durableId="1833595827">
+    <w:abstractNumId w:val="46"/>
+  </w:num>
+  <w:num w:numId="54" w16cid:durableId="1787919041">
+    <w:abstractNumId w:val="54"/>
+  </w:num>
+  <w:num w:numId="55" w16cid:durableId="247889672">
+    <w:abstractNumId w:val="6"/>
   </w:num>
   <w:numIdMacAtCleanup w:val="10"/>
 </w:numbering>
@@ -6037,6 +8370,8 @@
     <w:lsdException w:name="Strong" w:qFormat="1"/>
     <w:lsdException w:name="Emphasis" w:qFormat="1"/>
     <w:lsdException w:name="Normal (Web)" w:uiPriority="99"/>
+    <w:lsdException w:name="HTML Code" w:uiPriority="99"/>
+    <w:lsdException w:name="HTML Preformatted" w:uiPriority="99"/>
     <w:lsdException w:name="Normal Table" w:semiHidden="1" w:unhideWhenUsed="1"/>
     <w:lsdException w:name="Table Simple 1" w:semiHidden="1" w:unhideWhenUsed="1"/>
     <w:lsdException w:name="Table Simple 2" w:semiHidden="1" w:unhideWhenUsed="1"/>
@@ -6506,7 +8841,6 @@
   <w:style w:type="character" w:default="1" w:styleId="Fontepargpadro">
     <w:name w:val="Default Paragraph Font"/>
     <w:uiPriority w:val="1"/>
-    <w:semiHidden/>
     <w:unhideWhenUsed/>
   </w:style>
   <w:style w:type="table" w:default="1" w:styleId="Tabelanormal">
@@ -6818,6 +9152,60 @@
     <w:name w:val="math-inline"/>
     <w:basedOn w:val="Fontepargpadro"/>
     <w:rsid w:val="00EF7FBD"/>
+  </w:style>
+  <w:style w:type="paragraph" w:styleId="Pr-formataoHTML">
+    <w:name w:val="HTML Preformatted"/>
+    <w:basedOn w:val="Normal"/>
+    <w:link w:val="Pr-formataoHTMLChar"/>
+    <w:uiPriority w:val="99"/>
+    <w:unhideWhenUsed/>
+    <w:rsid w:val="00317340"/>
+    <w:pPr>
+      <w:tabs>
+        <w:tab w:val="left" w:pos="916"/>
+        <w:tab w:val="left" w:pos="1832"/>
+        <w:tab w:val="left" w:pos="2748"/>
+        <w:tab w:val="left" w:pos="3664"/>
+        <w:tab w:val="left" w:pos="4580"/>
+        <w:tab w:val="left" w:pos="5496"/>
+        <w:tab w:val="left" w:pos="6412"/>
+        <w:tab w:val="left" w:pos="7328"/>
+        <w:tab w:val="left" w:pos="8244"/>
+        <w:tab w:val="left" w:pos="9160"/>
+        <w:tab w:val="left" w:pos="10076"/>
+        <w:tab w:val="left" w:pos="10992"/>
+        <w:tab w:val="left" w:pos="11908"/>
+        <w:tab w:val="left" w:pos="12824"/>
+        <w:tab w:val="left" w:pos="13740"/>
+        <w:tab w:val="left" w:pos="14656"/>
+      </w:tabs>
+      <w:jc w:val="left"/>
+    </w:pPr>
+    <w:rPr>
+      <w:rFonts w:ascii="Courier New" w:hAnsi="Courier New" w:cs="Courier New"/>
+      <w:sz w:val="20"/>
+      <w:szCs w:val="20"/>
+    </w:rPr>
+  </w:style>
+  <w:style w:type="character" w:customStyle="1" w:styleId="Pr-formataoHTMLChar">
+    <w:name w:val="Pré-formatação HTML Char"/>
+    <w:link w:val="Pr-formataoHTML"/>
+    <w:uiPriority w:val="99"/>
+    <w:rsid w:val="00317340"/>
+    <w:rPr>
+      <w:rFonts w:ascii="Courier New" w:hAnsi="Courier New" w:cs="Courier New"/>
+    </w:rPr>
+  </w:style>
+  <w:style w:type="character" w:styleId="CdigoHTML">
+    <w:name w:val="HTML Code"/>
+    <w:uiPriority w:val="99"/>
+    <w:unhideWhenUsed/>
+    <w:rsid w:val="00317340"/>
+    <w:rPr>
+      <w:rFonts w:ascii="Courier New" w:eastAsia="Times New Roman" w:hAnsi="Courier New" w:cs="Courier New"/>
+      <w:sz w:val="20"/>
+      <w:szCs w:val="20"/>
+    </w:rPr>
   </w:style>
 </w:styles>
 </file>
